--- a/docs/resume/Fangping Lan-Industrial.docx
+++ b/docs/resume/Fangping Lan-Industrial.docx
@@ -49,6 +49,7 @@
       <w:pPr>
         <w:ind w:left="-540" w:right="-720"/>
         <w:rPr>
+          <w:rFonts w:hint="eastAsia"/>
           <w:sz w:val="22"/>
           <w:szCs w:val="22"/>
         </w:rPr>
@@ -111,10 +112,11 @@
       </w:r>
       <w:r>
         <w:rPr>
-          <w:sz w:val="22"/>
-          <w:szCs w:val="22"/>
-        </w:rPr>
-        <w:t>-</w:t>
+          <w:rFonts w:hint="eastAsia"/>
+          <w:sz w:val="22"/>
+          <w:szCs w:val="22"/>
+        </w:rPr>
+        <w:t>3.7</w:t>
       </w:r>
     </w:p>
     <w:p>
@@ -196,17 +198,11 @@
       </w:r>
       <w:r>
         <w:rPr>
-          <w:sz w:val="22"/>
-          <w:szCs w:val="22"/>
-        </w:rPr>
-        <w:t>May</w:t>
-      </w:r>
-      <w:r>
-        <w:rPr>
-          <w:sz w:val="22"/>
-          <w:szCs w:val="22"/>
-        </w:rPr>
-        <w:t xml:space="preserve"> </w:t>
+          <w:rFonts w:hint="eastAsia"/>
+          <w:sz w:val="22"/>
+          <w:szCs w:val="22"/>
+        </w:rPr>
+        <w:t xml:space="preserve">June </w:t>
       </w:r>
       <w:r>
         <w:rPr>
@@ -525,21 +521,37 @@
           <w:sz w:val="22"/>
           <w:szCs w:val="22"/>
         </w:rPr>
-        <w:t>, Qi Zhang and Eduard C. Dragut, “</w:t>
-      </w:r>
-      <w:r>
-        <w:rPr>
-          <w:sz w:val="22"/>
-          <w:szCs w:val="22"/>
-        </w:rPr>
-        <w:t>Making Revisions Understandable: A Survey of Edit Intentions, Methods, and Applications</w:t>
-      </w:r>
-      <w:r>
-        <w:rPr>
-          <w:sz w:val="22"/>
-          <w:szCs w:val="22"/>
-        </w:rPr>
-        <w:t>”, (ACL’26, Under Review)</w:t>
+        <w:t>, Qi Zhang and Eduard C. Dragut,</w:t>
+      </w:r>
+      <w:r>
+        <w:rPr>
+          <w:sz w:val="22"/>
+          <w:szCs w:val="22"/>
+        </w:rPr>
+        <w:t xml:space="preserve"> </w:t>
+      </w:r>
+      <w:r>
+        <w:rPr>
+          <w:sz w:val="22"/>
+          <w:szCs w:val="22"/>
+        </w:rPr>
+        <w:t>“</w:t>
+      </w:r>
+      <w:proofErr w:type="spellStart"/>
+      <w:r>
+        <w:rPr>
+          <w:sz w:val="22"/>
+          <w:szCs w:val="22"/>
+        </w:rPr>
+        <w:t>CATune</w:t>
+      </w:r>
+      <w:proofErr w:type="spellEnd"/>
+      <w:r>
+        <w:rPr>
+          <w:sz w:val="22"/>
+          <w:szCs w:val="22"/>
+        </w:rPr>
+        <w:t>: Structural Constraint-Aware Bayesian Optimization for DBMS Configuration Tuning”, (VLDB’26, Under Review)</w:t>
       </w:r>
     </w:p>
     <w:p>
@@ -558,13 +570,6 @@
       </w:pPr>
       <w:r>
         <w:rPr>
-          <w:sz w:val="22"/>
-          <w:szCs w:val="22"/>
-        </w:rPr>
-        <w:t xml:space="preserve">Q. Zhang, </w:t>
-      </w:r>
-      <w:r>
-        <w:rPr>
           <w:b/>
           <w:bCs/>
           <w:sz w:val="22"/>
@@ -577,119 +582,14 @@
           <w:sz w:val="22"/>
           <w:szCs w:val="22"/>
         </w:rPr>
-        <w:t xml:space="preserve">, </w:t>
-      </w:r>
-      <w:r>
-        <w:rPr>
-          <w:sz w:val="22"/>
-          <w:szCs w:val="22"/>
-        </w:rPr>
-        <w:t>C</w:t>
-      </w:r>
-      <w:r>
-        <w:rPr>
-          <w:sz w:val="22"/>
-          <w:szCs w:val="22"/>
-        </w:rPr>
-        <w:t>.</w:t>
-      </w:r>
-      <w:r>
-        <w:rPr>
-          <w:sz w:val="22"/>
-          <w:szCs w:val="22"/>
-        </w:rPr>
-        <w:t xml:space="preserve"> </w:t>
-      </w:r>
-      <w:r>
-        <w:rPr>
-          <w:sz w:val="22"/>
-          <w:szCs w:val="22"/>
-        </w:rPr>
-        <w:t>Caragea</w:t>
-      </w:r>
-      <w:r>
-        <w:rPr>
-          <w:sz w:val="22"/>
-          <w:szCs w:val="22"/>
-        </w:rPr>
-        <w:t xml:space="preserve">, </w:t>
-      </w:r>
-      <w:r>
-        <w:rPr>
-          <w:sz w:val="22"/>
-          <w:szCs w:val="22"/>
-        </w:rPr>
-        <w:t>L</w:t>
-      </w:r>
-      <w:r>
-        <w:rPr>
-          <w:sz w:val="22"/>
-          <w:szCs w:val="22"/>
-        </w:rPr>
-        <w:t>.</w:t>
-      </w:r>
-      <w:r>
-        <w:rPr>
-          <w:sz w:val="22"/>
-          <w:szCs w:val="22"/>
-        </w:rPr>
-        <w:t xml:space="preserve"> J</w:t>
-      </w:r>
-      <w:r>
-        <w:rPr>
-          <w:sz w:val="22"/>
-          <w:szCs w:val="22"/>
-        </w:rPr>
-        <w:t>.</w:t>
-      </w:r>
-      <w:r>
-        <w:rPr>
-          <w:sz w:val="22"/>
-          <w:szCs w:val="22"/>
-        </w:rPr>
-        <w:t xml:space="preserve"> Latecki</w:t>
-      </w:r>
-      <w:r>
-        <w:rPr>
-          <w:sz w:val="22"/>
-          <w:szCs w:val="22"/>
-        </w:rPr>
-        <w:t xml:space="preserve">, </w:t>
-      </w:r>
-      <w:r>
-        <w:rPr>
-          <w:sz w:val="22"/>
-          <w:szCs w:val="22"/>
-        </w:rPr>
-        <w:t xml:space="preserve">Eduard Dragut </w:t>
-      </w:r>
-      <w:r>
-        <w:rPr>
-          <w:sz w:val="22"/>
-          <w:szCs w:val="22"/>
-        </w:rPr>
-        <w:t>“</w:t>
-      </w:r>
-      <w:r>
-        <w:rPr>
-          <w:sz w:val="22"/>
-          <w:szCs w:val="22"/>
-        </w:rPr>
-        <w:t>Scaling Performance and Low-Resource Annotation with Many-Shot</w:t>
-      </w:r>
-      <w:r>
-        <w:rPr>
-          <w:sz w:val="22"/>
-          <w:szCs w:val="22"/>
-        </w:rPr>
-        <w:t xml:space="preserve"> </w:t>
-      </w:r>
-      <w:r>
-        <w:rPr>
-          <w:sz w:val="22"/>
-          <w:szCs w:val="22"/>
-        </w:rPr>
-        <w:t>In-Context Learning for Named Entity Recognition</w:t>
+        <w:t>, Qi Zhang and Eduard C. Dragut, “</w:t>
+      </w:r>
+      <w:r>
+        <w:rPr>
+          <w:sz w:val="22"/>
+          <w:szCs w:val="22"/>
+        </w:rPr>
+        <w:t>Making Revisions Understandable: A Survey of Edit Intentions, Methods, and Applications</w:t>
       </w:r>
       <w:r>
         <w:rPr>
@@ -715,6 +615,13 @@
       </w:pPr>
       <w:r>
         <w:rPr>
+          <w:sz w:val="22"/>
+          <w:szCs w:val="22"/>
+        </w:rPr>
+        <w:t xml:space="preserve">Q. Zhang, </w:t>
+      </w:r>
+      <w:r>
+        <w:rPr>
           <w:b/>
           <w:bCs/>
           <w:sz w:val="22"/>
@@ -727,30 +634,21 @@
           <w:sz w:val="22"/>
           <w:szCs w:val="22"/>
         </w:rPr>
-        <w:t xml:space="preserve">, Abdullah </w:t>
-      </w:r>
-      <w:proofErr w:type="spellStart"/>
-      <w:r>
-        <w:rPr>
-          <w:sz w:val="22"/>
-          <w:szCs w:val="22"/>
-        </w:rPr>
-        <w:t>Aljebreen</w:t>
-      </w:r>
-      <w:proofErr w:type="spellEnd"/>
-      <w:r>
-        <w:rPr>
-          <w:sz w:val="22"/>
-          <w:szCs w:val="22"/>
-        </w:rPr>
-        <w:t xml:space="preserve"> and Eduard C. Dragut, “Why They Link: An Intent Taxonomy for Including Hyperlinks in Social Posts”</w:t>
-      </w:r>
-      <w:r>
-        <w:rPr>
-          <w:sz w:val="22"/>
-          <w:szCs w:val="22"/>
-        </w:rPr>
-        <w:t>,</w:t>
+        <w:t xml:space="preserve">, </w:t>
+      </w:r>
+      <w:r>
+        <w:rPr>
+          <w:sz w:val="22"/>
+          <w:szCs w:val="22"/>
+        </w:rPr>
+        <w:t>C</w:t>
+      </w:r>
+      <w:r>
+        <w:rPr>
+          <w:sz w:val="22"/>
+          <w:szCs w:val="22"/>
+        </w:rPr>
+        <w:t>.</w:t>
       </w:r>
       <w:r>
         <w:rPr>
@@ -764,14 +662,98 @@
           <w:sz w:val="22"/>
           <w:szCs w:val="22"/>
         </w:rPr>
-        <w:t>18th ACM Web Science Conference 2026</w:t>
-      </w:r>
-      <w:r>
-        <w:rPr>
-          <w:sz w:val="22"/>
-          <w:szCs w:val="22"/>
-        </w:rPr>
-        <w:t xml:space="preserve"> (WebSci’26)</w:t>
+        <w:t>Caragea</w:t>
+      </w:r>
+      <w:r>
+        <w:rPr>
+          <w:sz w:val="22"/>
+          <w:szCs w:val="22"/>
+        </w:rPr>
+        <w:t xml:space="preserve">, </w:t>
+      </w:r>
+      <w:r>
+        <w:rPr>
+          <w:sz w:val="22"/>
+          <w:szCs w:val="22"/>
+        </w:rPr>
+        <w:t>L</w:t>
+      </w:r>
+      <w:r>
+        <w:rPr>
+          <w:sz w:val="22"/>
+          <w:szCs w:val="22"/>
+        </w:rPr>
+        <w:t>.</w:t>
+      </w:r>
+      <w:r>
+        <w:rPr>
+          <w:sz w:val="22"/>
+          <w:szCs w:val="22"/>
+        </w:rPr>
+        <w:t xml:space="preserve"> J</w:t>
+      </w:r>
+      <w:r>
+        <w:rPr>
+          <w:sz w:val="22"/>
+          <w:szCs w:val="22"/>
+        </w:rPr>
+        <w:t>.</w:t>
+      </w:r>
+      <w:r>
+        <w:rPr>
+          <w:sz w:val="22"/>
+          <w:szCs w:val="22"/>
+        </w:rPr>
+        <w:t xml:space="preserve"> Latecki</w:t>
+      </w:r>
+      <w:r>
+        <w:rPr>
+          <w:sz w:val="22"/>
+          <w:szCs w:val="22"/>
+        </w:rPr>
+        <w:t xml:space="preserve">, </w:t>
+      </w:r>
+      <w:r>
+        <w:rPr>
+          <w:sz w:val="22"/>
+          <w:szCs w:val="22"/>
+        </w:rPr>
+        <w:t xml:space="preserve">Eduard Dragut </w:t>
+      </w:r>
+      <w:r>
+        <w:rPr>
+          <w:sz w:val="22"/>
+          <w:szCs w:val="22"/>
+        </w:rPr>
+        <w:t>“</w:t>
+      </w:r>
+      <w:r>
+        <w:rPr>
+          <w:sz w:val="22"/>
+          <w:szCs w:val="22"/>
+        </w:rPr>
+        <w:t>Scaling Performance and Low-Resource Annotation with Many-Shot</w:t>
+      </w:r>
+      <w:r>
+        <w:rPr>
+          <w:sz w:val="22"/>
+          <w:szCs w:val="22"/>
+        </w:rPr>
+        <w:t xml:space="preserve"> </w:t>
+      </w:r>
+      <w:r>
+        <w:rPr>
+          <w:sz w:val="22"/>
+          <w:szCs w:val="22"/>
+        </w:rPr>
+        <w:t>In-Context Learning for Named Entity Recognition</w:t>
+      </w:r>
+      <w:r>
+        <w:rPr>
+          <w:sz w:val="22"/>
+          <w:szCs w:val="22"/>
+        </w:rPr>
+        <w:t>”, (ACL’26, Under Review)</w:t>
       </w:r>
     </w:p>
     <w:p>
@@ -802,14 +784,7 @@
           <w:sz w:val="22"/>
           <w:szCs w:val="22"/>
         </w:rPr>
-        <w:t xml:space="preserve">, </w:t>
-      </w:r>
-      <w:r>
-        <w:rPr>
-          <w:sz w:val="22"/>
-          <w:szCs w:val="22"/>
-        </w:rPr>
-        <w:t xml:space="preserve">Abdullah </w:t>
+        <w:t xml:space="preserve">, Abdullah </w:t>
       </w:r>
       <w:proofErr w:type="spellStart"/>
       <w:r>
@@ -825,51 +800,35 @@
           <w:sz w:val="22"/>
           <w:szCs w:val="22"/>
         </w:rPr>
-        <w:t xml:space="preserve"> and Eduard C. Dragut, “</w:t>
-      </w:r>
-      <w:r>
-        <w:rPr>
-          <w:sz w:val="22"/>
-          <w:szCs w:val="22"/>
-        </w:rPr>
-        <w:t>One Document, Many Revisions, Too Many Edit Intention Taxonomies</w:t>
-      </w:r>
-      <w:r>
-        <w:rPr>
-          <w:sz w:val="22"/>
-          <w:szCs w:val="22"/>
-        </w:rPr>
-        <w:t>”,</w:t>
-      </w:r>
-      <w:r>
+        <w:t xml:space="preserve"> and Eduard C. Dragut, “Why They Link: An Intent Taxonomy for Including Hyperlinks in Social Posts”</w:t>
+      </w:r>
+      <w:r>
+        <w:rPr>
+          <w:sz w:val="22"/>
+          <w:szCs w:val="22"/>
+        </w:rPr>
+        <w:t>,</w:t>
+      </w:r>
+      <w:r>
+        <w:rPr>
+          <w:sz w:val="22"/>
+          <w:szCs w:val="22"/>
+        </w:rPr>
         <w:t xml:space="preserve"> </w:t>
       </w:r>
       <w:r>
         <w:rPr>
-          <w:i/>
-          <w:iCs/>
-          <w:sz w:val="22"/>
-          <w:szCs w:val="22"/>
-        </w:rPr>
-        <w:t>Findings of the Association for Computational Linguistics</w:t>
-      </w:r>
-      <w:r>
-        <w:rPr>
-          <w:i/>
-          <w:iCs/>
-          <w:sz w:val="22"/>
-          <w:szCs w:val="22"/>
-        </w:rPr>
-        <w:t xml:space="preserve"> </w:t>
-      </w:r>
-      <w:r>
-        <w:rPr>
-          <w:i/>
-          <w:iCs/>
-          <w:sz w:val="22"/>
-          <w:szCs w:val="22"/>
-        </w:rPr>
-        <w:t>(ACL’25)</w:t>
+          <w:sz w:val="22"/>
+          <w:szCs w:val="22"/>
+        </w:rPr>
+        <w:t>18th ACM Web Science Conference 2026</w:t>
+      </w:r>
+      <w:r>
+        <w:rPr>
+          <w:sz w:val="22"/>
+          <w:szCs w:val="22"/>
+        </w:rPr>
+        <w:t xml:space="preserve"> (WebSci’26)</w:t>
       </w:r>
     </w:p>
     <w:p>
@@ -888,44 +847,26 @@
       </w:pPr>
       <w:r>
         <w:rPr>
-          <w:sz w:val="22"/>
-          <w:szCs w:val="22"/>
-        </w:rPr>
-        <w:t xml:space="preserve">M. Anwar, A. Wang, </w:t>
-      </w:r>
-      <w:r>
-        <w:rPr>
-          <w:b/>
-          <w:bCs/>
-          <w:sz w:val="22"/>
-          <w:szCs w:val="22"/>
-        </w:rPr>
-        <w:t>F</w:t>
-      </w:r>
-      <w:r>
-        <w:rPr>
-          <w:b/>
-          <w:bCs/>
-          <w:sz w:val="22"/>
-          <w:szCs w:val="22"/>
-        </w:rPr>
-        <w:t>angping</w:t>
-      </w:r>
-      <w:r>
-        <w:rPr>
-          <w:b/>
-          <w:bCs/>
-          <w:sz w:val="22"/>
-          <w:szCs w:val="22"/>
-        </w:rPr>
-        <w:t xml:space="preserve"> Lan</w:t>
-      </w:r>
-      <w:r>
-        <w:rPr>
-          <w:sz w:val="22"/>
-          <w:szCs w:val="22"/>
-        </w:rPr>
-        <w:t xml:space="preserve"> and M. Caesar, “Demo: Structural Network Minimization: A Case of Reflective Networking”, September 10-14, </w:t>
+          <w:b/>
+          <w:bCs/>
+          <w:sz w:val="22"/>
+          <w:szCs w:val="22"/>
+        </w:rPr>
+        <w:t>Fangping Lan</w:t>
+      </w:r>
+      <w:r>
+        <w:rPr>
+          <w:sz w:val="22"/>
+          <w:szCs w:val="22"/>
+        </w:rPr>
+        <w:t xml:space="preserve">, </w:t>
+      </w:r>
+      <w:r>
+        <w:rPr>
+          <w:sz w:val="22"/>
+          <w:szCs w:val="22"/>
+        </w:rPr>
+        <w:t xml:space="preserve">Abdullah </w:t>
       </w:r>
       <w:proofErr w:type="spellStart"/>
       <w:r>
@@ -933,7 +874,7 @@
           <w:sz w:val="22"/>
           <w:szCs w:val="22"/>
         </w:rPr>
-        <w:t>Sigcomm</w:t>
+        <w:t>Aljebreen</w:t>
       </w:r>
       <w:proofErr w:type="spellEnd"/>
       <w:r>
@@ -941,7 +882,51 @@
           <w:sz w:val="22"/>
           <w:szCs w:val="22"/>
         </w:rPr>
-        <w:t xml:space="preserve"> 2023</w:t>
+        <w:t xml:space="preserve"> and Eduard C. Dragut, “</w:t>
+      </w:r>
+      <w:r>
+        <w:rPr>
+          <w:sz w:val="22"/>
+          <w:szCs w:val="22"/>
+        </w:rPr>
+        <w:t>One Document, Many Revisions, Too Many Edit Intention Taxonomies</w:t>
+      </w:r>
+      <w:r>
+        <w:rPr>
+          <w:sz w:val="22"/>
+          <w:szCs w:val="22"/>
+        </w:rPr>
+        <w:t>”,</w:t>
+      </w:r>
+      <w:r>
+        <w:t xml:space="preserve"> </w:t>
+      </w:r>
+      <w:r>
+        <w:rPr>
+          <w:i/>
+          <w:iCs/>
+          <w:sz w:val="22"/>
+          <w:szCs w:val="22"/>
+        </w:rPr>
+        <w:t>Findings of the Association for Computational Linguistics</w:t>
+      </w:r>
+      <w:r>
+        <w:rPr>
+          <w:i/>
+          <w:iCs/>
+          <w:sz w:val="22"/>
+          <w:szCs w:val="22"/>
+        </w:rPr>
+        <w:t xml:space="preserve"> </w:t>
+      </w:r>
+      <w:r>
+        <w:rPr>
+          <w:i/>
+          <w:iCs/>
+          <w:sz w:val="22"/>
+          <w:szCs w:val="22"/>
+        </w:rPr>
+        <w:t>(ACL’25)</w:t>
       </w:r>
     </w:p>
     <w:p>
@@ -1028,7 +1013,39 @@
           <w:sz w:val="22"/>
           <w:szCs w:val="22"/>
         </w:rPr>
-        <w:t>, S. Biswas, B. Gui, J. Wu and A. Wang, "Design and Implementation of a Strong Representation System for Network Policies," </w:t>
+        <w:t>, S. Biswas, B. Gui, J. Wu and A. Wang, "Design and Implementation of a Strong Representation System f</w:t>
+      </w:r>
+      <w:r>
+        <w:rPr>
+          <w:rFonts w:hint="eastAsia"/>
+          <w:sz w:val="22"/>
+          <w:szCs w:val="22"/>
+        </w:rPr>
+        <w:t xml:space="preserve"> </w:t>
+      </w:r>
+      <w:proofErr w:type="spellStart"/>
+      <w:r>
+        <w:rPr>
+          <w:rFonts w:hint="eastAsia"/>
+          <w:sz w:val="22"/>
+          <w:szCs w:val="22"/>
+        </w:rPr>
+        <w:t>v</w:t>
+      </w:r>
+      <w:r>
+        <w:rPr>
+          <w:sz w:val="22"/>
+          <w:szCs w:val="22"/>
+        </w:rPr>
+        <w:t>or</w:t>
+      </w:r>
+      <w:proofErr w:type="spellEnd"/>
+      <w:r>
+        <w:rPr>
+          <w:sz w:val="22"/>
+          <w:szCs w:val="22"/>
+        </w:rPr>
+        <w:t xml:space="preserve"> Network Policies," </w:t>
       </w:r>
       <w:r>
         <w:rPr>
@@ -1891,455 +1908,21 @@
     </w:p>
     <w:p>
       <w:pPr>
-        <w:pStyle w:val="ListParagraph"/>
-        <w:numPr>
-          <w:ilvl w:val="0"/>
-          <w:numId w:val="4"/>
-        </w:numPr>
-        <w:ind w:left="-180" w:right="-720"/>
-        <w:rPr>
-          <w:b/>
-          <w:bCs/>
-        </w:rPr>
-      </w:pPr>
-      <w:r>
-        <w:rPr>
-          <w:b/>
-          <w:bCs/>
-        </w:rPr>
-        <w:t>Many-Shot In-Context Learning for Named Entity Recognition</w:t>
-      </w:r>
-      <w:r>
-        <w:rPr>
-          <w:b/>
-          <w:bCs/>
-        </w:rPr>
-        <w:tab/>
-      </w:r>
-      <w:r>
-        <w:rPr>
-          <w:b/>
-          <w:bCs/>
-        </w:rPr>
-        <w:tab/>
-      </w:r>
-      <w:r>
-        <w:t>Sept. 2025 – now</w:t>
-      </w:r>
-    </w:p>
-    <w:p>
-      <w:pPr>
         <w:ind w:left="-540" w:right="-720"/>
         <w:rPr>
-          <w:sz w:val="22"/>
-          <w:szCs w:val="22"/>
-        </w:rPr>
-      </w:pPr>
-      <w:r>
-        <w:rPr>
-          <w:b/>
-          <w:bCs/>
-          <w:sz w:val="22"/>
-          <w:szCs w:val="22"/>
-        </w:rPr>
-        <w:t xml:space="preserve">Project description: </w:t>
-      </w:r>
-      <w:r>
-        <w:rPr>
-          <w:sz w:val="22"/>
-          <w:szCs w:val="22"/>
-        </w:rPr>
-        <w:t>Investigated many-shot in-context learning for Named Entity Recognition, showing that scaling to hundreds of demonstrations enables LLMs to match or surpass fully supervised BERT models. Further demonstrated that many-shot ICL can serve as an effective data annotation framework, generating high-quality labels that yield significant F1 improvements for low-resource NER when used to fine-tune BERT.</w:t>
-      </w:r>
-    </w:p>
-    <w:p>
-      <w:pPr>
-        <w:ind w:left="-540" w:right="-720"/>
-        <w:rPr>
-          <w:sz w:val="22"/>
-          <w:szCs w:val="22"/>
-        </w:rPr>
-      </w:pPr>
-      <w:r>
-        <w:rPr>
-          <w:b/>
-          <w:bCs/>
-          <w:sz w:val="22"/>
-          <w:szCs w:val="22"/>
-        </w:rPr>
-        <w:t>Skills:</w:t>
-      </w:r>
-      <w:r>
-        <w:rPr>
-          <w:sz w:val="22"/>
-          <w:szCs w:val="22"/>
-        </w:rPr>
-        <w:t xml:space="preserve"> Fine-tune BERT, LLM, NER, Many-Short In-Context </w:t>
-      </w:r>
-      <w:proofErr w:type="gramStart"/>
-      <w:r>
-        <w:rPr>
-          <w:sz w:val="22"/>
-          <w:szCs w:val="22"/>
-        </w:rPr>
-        <w:t>Learning(</w:t>
-      </w:r>
-      <w:proofErr w:type="gramEnd"/>
-      <w:r>
-        <w:rPr>
-          <w:sz w:val="22"/>
-          <w:szCs w:val="22"/>
-        </w:rPr>
-        <w:t>ICL)</w:t>
-      </w:r>
-    </w:p>
-    <w:p>
-      <w:pPr>
-        <w:pStyle w:val="ListParagraph"/>
-        <w:numPr>
-          <w:ilvl w:val="0"/>
-          <w:numId w:val="4"/>
-        </w:numPr>
-        <w:ind w:left="-180" w:right="-720"/>
-        <w:rPr>
-          <w:b/>
-          <w:bCs/>
-        </w:rPr>
-      </w:pPr>
-      <w:r>
-        <w:rPr>
-          <w:b/>
-          <w:bCs/>
-        </w:rPr>
-        <w:t xml:space="preserve">LLM is </w:t>
-      </w:r>
-      <w:r>
-        <w:rPr>
-          <w:b/>
-          <w:bCs/>
-        </w:rPr>
-        <w:t xml:space="preserve">A </w:t>
-      </w:r>
-      <w:r>
-        <w:rPr>
           <w:rFonts w:hint="eastAsia"/>
-          <w:b/>
-          <w:bCs/>
-        </w:rPr>
-        <w:t>D</w:t>
-      </w:r>
-      <w:r>
-        <w:rPr>
-          <w:b/>
-          <w:bCs/>
-        </w:rPr>
-        <w:t>atabase Tuning Expert</w:t>
-      </w:r>
-      <w:r>
-        <w:rPr>
-          <w:b/>
-          <w:bCs/>
-        </w:rPr>
-        <w:tab/>
-      </w:r>
-      <w:r>
-        <w:rPr>
-          <w:b/>
-          <w:bCs/>
-        </w:rPr>
-        <w:tab/>
-      </w:r>
-      <w:r>
-        <w:rPr>
-          <w:b/>
-          <w:bCs/>
-        </w:rPr>
-        <w:tab/>
-      </w:r>
-      <w:r>
-        <w:rPr>
-          <w:b/>
-          <w:bCs/>
-        </w:rPr>
-        <w:tab/>
-      </w:r>
-      <w:r>
-        <w:rPr>
-          <w:b/>
-          <w:bCs/>
-        </w:rPr>
-        <w:tab/>
-        <w:t xml:space="preserve">           </w:t>
-      </w:r>
-      <w:r>
-        <w:rPr>
-          <w:b/>
-          <w:bCs/>
-        </w:rPr>
-        <w:tab/>
-      </w:r>
-      <w:r>
-        <w:t xml:space="preserve">Sept. 2024 – </w:t>
-      </w:r>
-      <w:r>
-        <w:t>Sept. 2025</w:t>
-      </w:r>
-    </w:p>
-    <w:p>
-      <w:pPr>
-        <w:ind w:left="-540" w:right="-720"/>
-        <w:rPr>
-          <w:sz w:val="22"/>
-          <w:szCs w:val="22"/>
-        </w:rPr>
-      </w:pPr>
-      <w:r>
-        <w:rPr>
-          <w:b/>
-          <w:bCs/>
-          <w:sz w:val="22"/>
-          <w:szCs w:val="22"/>
-        </w:rPr>
-        <w:t>Project description:</w:t>
-      </w:r>
-      <w:r>
-        <w:rPr>
-          <w:sz w:val="22"/>
-          <w:szCs w:val="22"/>
-        </w:rPr>
-        <w:t xml:space="preserve"> </w:t>
-      </w:r>
-      <w:r>
-        <w:rPr>
-          <w:sz w:val="22"/>
-          <w:szCs w:val="22"/>
-        </w:rPr>
-        <w:t xml:space="preserve">Our hypothesis is </w:t>
-      </w:r>
-      <w:r>
-        <w:rPr>
-          <w:sz w:val="22"/>
-          <w:szCs w:val="22"/>
-        </w:rPr>
-        <w:t>that LLMs have good capability to tune database since they studied DB tuning expert’s experience stored in text, e.g., manuals, blogs, forums, and LLMs can be an agent to interact with DB to optimize configurations</w:t>
-      </w:r>
-      <w:r>
-        <w:rPr>
-          <w:sz w:val="22"/>
-          <w:szCs w:val="22"/>
-        </w:rPr>
-        <w:t>. Thus, LLM is a database tuning expert.</w:t>
-      </w:r>
-    </w:p>
-    <w:p>
-      <w:pPr>
-        <w:ind w:left="-540" w:right="-720"/>
-        <w:rPr>
-          <w:sz w:val="22"/>
-          <w:szCs w:val="22"/>
-        </w:rPr>
-      </w:pPr>
-      <w:r>
-        <w:rPr>
-          <w:b/>
-          <w:bCs/>
-          <w:sz w:val="22"/>
-          <w:szCs w:val="22"/>
-        </w:rPr>
-        <w:t>Skills</w:t>
-      </w:r>
-      <w:r>
-        <w:rPr>
-          <w:b/>
-          <w:bCs/>
-          <w:sz w:val="22"/>
-          <w:szCs w:val="22"/>
-        </w:rPr>
-        <w:t>:</w:t>
-      </w:r>
-      <w:r>
-        <w:rPr>
-          <w:sz w:val="22"/>
-          <w:szCs w:val="22"/>
-        </w:rPr>
-        <w:t xml:space="preserve"> Python, GPT-4,</w:t>
-      </w:r>
-      <w:r>
-        <w:rPr>
-          <w:sz w:val="22"/>
-          <w:szCs w:val="22"/>
-        </w:rPr>
-        <w:t xml:space="preserve"> </w:t>
-      </w:r>
-      <w:r>
-        <w:rPr>
-          <w:sz w:val="22"/>
-          <w:szCs w:val="22"/>
-        </w:rPr>
-        <w:t>Agentic Reinforcement Learning (RL)</w:t>
-      </w:r>
-      <w:r>
-        <w:rPr>
-          <w:sz w:val="22"/>
-          <w:szCs w:val="22"/>
-        </w:rPr>
-        <w:t>,</w:t>
-      </w:r>
-      <w:r>
-        <w:rPr>
-          <w:sz w:val="22"/>
-          <w:szCs w:val="22"/>
-        </w:rPr>
-        <w:t xml:space="preserve"> </w:t>
-      </w:r>
-      <w:r>
-        <w:rPr>
-          <w:sz w:val="22"/>
-          <w:szCs w:val="22"/>
-        </w:rPr>
-        <w:t xml:space="preserve">Agentic Tuning, </w:t>
-      </w:r>
-      <w:r>
-        <w:rPr>
-          <w:sz w:val="22"/>
-          <w:szCs w:val="22"/>
-        </w:rPr>
-        <w:t xml:space="preserve">PostgreSQL, MySQL, </w:t>
-      </w:r>
-      <w:proofErr w:type="spellStart"/>
-      <w:r>
-        <w:rPr>
-          <w:sz w:val="22"/>
-          <w:szCs w:val="22"/>
-        </w:rPr>
-        <w:t>Benchbase</w:t>
-      </w:r>
-      <w:proofErr w:type="spellEnd"/>
-    </w:p>
-    <w:p>
-      <w:pPr>
-        <w:pStyle w:val="ListParagraph"/>
-        <w:numPr>
-          <w:ilvl w:val="0"/>
-          <w:numId w:val="4"/>
-        </w:numPr>
-        <w:ind w:left="-180" w:right="-720"/>
-      </w:pPr>
-      <w:r>
-        <w:rPr>
-          <w:b/>
-          <w:bCs/>
-        </w:rPr>
-        <w:t xml:space="preserve">One Document, Many Revisions, Too Many Edit Intention </w:t>
-      </w:r>
-      <w:proofErr w:type="gramStart"/>
-      <w:r>
-        <w:rPr>
-          <w:b/>
-          <w:bCs/>
-        </w:rPr>
-        <w:t>Taxonomies</w:t>
-      </w:r>
-      <w:r>
-        <w:t xml:space="preserve">  </w:t>
-      </w:r>
-      <w:r>
-        <w:tab/>
-      </w:r>
-      <w:proofErr w:type="gramEnd"/>
-      <w:r>
-        <w:t xml:space="preserve">Sept. 2023 – </w:t>
-      </w:r>
-      <w:r>
-        <w:t>now</w:t>
-      </w:r>
-    </w:p>
-    <w:p>
-      <w:pPr>
-        <w:ind w:left="-540" w:right="-720"/>
-        <w:rPr>
-          <w:sz w:val="22"/>
-          <w:szCs w:val="22"/>
-        </w:rPr>
-      </w:pPr>
-      <w:r>
-        <w:rPr>
-          <w:b/>
-          <w:bCs/>
-          <w:sz w:val="22"/>
-          <w:szCs w:val="22"/>
-        </w:rPr>
-        <w:t>Project</w:t>
-      </w:r>
-      <w:r>
-        <w:rPr>
-          <w:rFonts w:hint="eastAsia"/>
-          <w:b/>
-          <w:bCs/>
-          <w:sz w:val="22"/>
-          <w:szCs w:val="22"/>
-        </w:rPr>
-        <w:t xml:space="preserve"> 1 </w:t>
-      </w:r>
-      <w:r>
-        <w:rPr>
-          <w:b/>
-          <w:bCs/>
-          <w:sz w:val="22"/>
-          <w:szCs w:val="22"/>
-        </w:rPr>
-        <w:t>–</w:t>
-      </w:r>
-      <w:r>
-        <w:rPr>
-          <w:rFonts w:hint="eastAsia"/>
-          <w:b/>
-          <w:bCs/>
-          <w:sz w:val="22"/>
-          <w:szCs w:val="22"/>
-        </w:rPr>
-        <w:t xml:space="preserve"> Edit</w:t>
-      </w:r>
-      <w:r>
-        <w:rPr>
-          <w:b/>
-          <w:bCs/>
-          <w:sz w:val="22"/>
-          <w:szCs w:val="22"/>
-        </w:rPr>
-        <w:t xml:space="preserve"> Intention Taxonomies Construction</w:t>
-      </w:r>
-      <w:r>
-        <w:rPr>
-          <w:sz w:val="22"/>
-          <w:szCs w:val="22"/>
-        </w:rPr>
-        <w:t xml:space="preserve">: </w:t>
-      </w:r>
-      <w:r>
-        <w:rPr>
-          <w:sz w:val="22"/>
-          <w:szCs w:val="22"/>
-        </w:rPr>
-        <w:t>We studied existing work to explore the intention behind the edits from the original and revised text. We integrated all proposed edit intention taxonomies into a comprehensive edit intention taxonomy that spans multiple application domains and analytical aspects.</w:t>
-      </w:r>
-    </w:p>
-    <w:p>
-      <w:pPr>
-        <w:ind w:left="-540" w:right="-720"/>
-        <w:rPr>
-          <w:sz w:val="22"/>
-          <w:szCs w:val="22"/>
-        </w:rPr>
-      </w:pPr>
-      <w:r>
-        <w:rPr>
-          <w:b/>
-          <w:bCs/>
-          <w:sz w:val="22"/>
-          <w:szCs w:val="22"/>
-        </w:rPr>
-        <w:t>Website</w:t>
+          <w:sz w:val="22"/>
+          <w:szCs w:val="22"/>
+        </w:rPr>
+      </w:pPr>
+      <w:r>
+        <w:rPr>
+          <w:b/>
+          <w:bCs/>
+          <w:sz w:val="22"/>
+          <w:szCs w:val="22"/>
+        </w:rPr>
+        <w:t>GitHub</w:t>
       </w:r>
       <w:r>
         <w:rPr>
@@ -2355,12 +1938,50 @@
             <w:sz w:val="22"/>
             <w:szCs w:val="22"/>
           </w:rPr>
-          <w:t>https://sites.google.com/view/dmlab-unit/home</w:t>
+          <w:t>https://github.com/lanfangping/CATune</w:t>
         </w:r>
       </w:hyperlink>
     </w:p>
     <w:p>
       <w:pPr>
+        <w:pStyle w:val="ListParagraph"/>
+        <w:numPr>
+          <w:ilvl w:val="0"/>
+          <w:numId w:val="4"/>
+        </w:numPr>
+        <w:ind w:left="-180" w:right="-720"/>
+        <w:rPr>
+          <w:b/>
+          <w:bCs/>
+        </w:rPr>
+      </w:pPr>
+      <w:r>
+        <w:rPr>
+          <w:b/>
+          <w:bCs/>
+        </w:rPr>
+        <w:t>Many-Shot In-Context Learning for Named Entity Recognition</w:t>
+      </w:r>
+      <w:r>
+        <w:rPr>
+          <w:b/>
+          <w:bCs/>
+        </w:rPr>
+        <w:tab/>
+      </w:r>
+      <w:r>
+        <w:rPr>
+          <w:b/>
+          <w:bCs/>
+        </w:rPr>
+        <w:tab/>
+      </w:r>
+      <w:r>
+        <w:t>Sept. 2025 – now</w:t>
+      </w:r>
+    </w:p>
+    <w:p>
+      <w:pPr>
         <w:ind w:left="-540" w:right="-720"/>
         <w:rPr>
           <w:sz w:val="22"/>
@@ -2374,6 +1995,224 @@
           <w:sz w:val="22"/>
           <w:szCs w:val="22"/>
         </w:rPr>
+        <w:t xml:space="preserve">Project description: </w:t>
+      </w:r>
+      <w:r>
+        <w:rPr>
+          <w:sz w:val="22"/>
+          <w:szCs w:val="22"/>
+        </w:rPr>
+        <w:t>Investigated many-shot in-context learning for Named Entity Recognition, showing that scaling to hundreds of demonstrations enables LLMs to match or surpass fully supervised BERT models. Further demonstrated that many-shot ICL can serve as an effective data annotation framework, generating high-quality labels that yield significant F1 improvements for low-resource NER when used to fine-tune BERT.</w:t>
+      </w:r>
+    </w:p>
+    <w:p>
+      <w:pPr>
+        <w:ind w:left="-540" w:right="-720"/>
+        <w:rPr>
+          <w:sz w:val="22"/>
+          <w:szCs w:val="22"/>
+        </w:rPr>
+      </w:pPr>
+      <w:r>
+        <w:rPr>
+          <w:b/>
+          <w:bCs/>
+          <w:sz w:val="22"/>
+          <w:szCs w:val="22"/>
+        </w:rPr>
+        <w:t>Skills:</w:t>
+      </w:r>
+      <w:r>
+        <w:rPr>
+          <w:sz w:val="22"/>
+          <w:szCs w:val="22"/>
+        </w:rPr>
+        <w:t xml:space="preserve"> Fine-tune BERT, LLM, NER, Many-Short In-Context </w:t>
+      </w:r>
+      <w:proofErr w:type="gramStart"/>
+      <w:r>
+        <w:rPr>
+          <w:sz w:val="22"/>
+          <w:szCs w:val="22"/>
+        </w:rPr>
+        <w:t>Learning(</w:t>
+      </w:r>
+      <w:proofErr w:type="gramEnd"/>
+      <w:r>
+        <w:rPr>
+          <w:sz w:val="22"/>
+          <w:szCs w:val="22"/>
+        </w:rPr>
+        <w:t>ICL)</w:t>
+      </w:r>
+    </w:p>
+    <w:p>
+      <w:pPr>
+        <w:pStyle w:val="ListParagraph"/>
+        <w:numPr>
+          <w:ilvl w:val="0"/>
+          <w:numId w:val="4"/>
+        </w:numPr>
+        <w:ind w:left="-180" w:right="-720"/>
+        <w:rPr>
+          <w:b/>
+          <w:bCs/>
+        </w:rPr>
+      </w:pPr>
+      <w:r>
+        <w:rPr>
+          <w:b/>
+          <w:bCs/>
+        </w:rPr>
+        <w:t>An Intent Taxonomy for Including Hyperlinks in Social Media Post</w:t>
+      </w:r>
+      <w:r>
+        <w:rPr>
+          <w:b/>
+          <w:bCs/>
+        </w:rPr>
+        <w:tab/>
+      </w:r>
+      <w:r>
+        <w:rPr>
+          <w:b/>
+          <w:bCs/>
+        </w:rPr>
+        <w:tab/>
+      </w:r>
+      <w:r>
+        <w:t>Sept. 2025 – Mar. 2026</w:t>
+      </w:r>
+    </w:p>
+    <w:p>
+      <w:pPr>
+        <w:ind w:left="-540" w:right="-720"/>
+        <w:rPr>
+          <w:sz w:val="22"/>
+          <w:szCs w:val="22"/>
+        </w:rPr>
+      </w:pPr>
+      <w:r>
+        <w:rPr>
+          <w:b/>
+          <w:bCs/>
+          <w:sz w:val="22"/>
+          <w:szCs w:val="22"/>
+        </w:rPr>
+        <w:t xml:space="preserve">Project description: </w:t>
+      </w:r>
+      <w:r>
+        <w:rPr>
+          <w:sz w:val="22"/>
+          <w:szCs w:val="22"/>
+        </w:rPr>
+        <w:t>Developed a reader-centered taxonomy of hyperlink intent in social media, combining crowdsourced annotations with LLM refinement. The taxonomy (6 top-level, 26 fine-grained classes) captures diverse communicative purposes and enables intent-aware microblog retrieval, improving content understanding and recommendation.</w:t>
+      </w:r>
+    </w:p>
+    <w:p>
+      <w:pPr>
+        <w:ind w:left="-540" w:right="-720"/>
+        <w:rPr>
+          <w:sz w:val="22"/>
+          <w:szCs w:val="22"/>
+        </w:rPr>
+      </w:pPr>
+      <w:r>
+        <w:rPr>
+          <w:b/>
+          <w:bCs/>
+          <w:sz w:val="22"/>
+          <w:szCs w:val="22"/>
+        </w:rPr>
+        <w:t>Skills:</w:t>
+      </w:r>
+      <w:r>
+        <w:rPr>
+          <w:sz w:val="22"/>
+          <w:szCs w:val="22"/>
+        </w:rPr>
+        <w:t xml:space="preserve"> </w:t>
+      </w:r>
+      <w:r>
+        <w:rPr>
+          <w:sz w:val="22"/>
+          <w:szCs w:val="22"/>
+        </w:rPr>
+        <w:t xml:space="preserve">Crowdsourcing, </w:t>
+      </w:r>
+      <w:r>
+        <w:rPr>
+          <w:sz w:val="22"/>
+          <w:szCs w:val="22"/>
+        </w:rPr>
+        <w:t>LLM, BM25</w:t>
+      </w:r>
+      <w:r>
+        <w:rPr>
+          <w:sz w:val="22"/>
+          <w:szCs w:val="22"/>
+        </w:rPr>
+        <w:t xml:space="preserve"> Retriever</w:t>
+      </w:r>
+      <w:r>
+        <w:rPr>
+          <w:sz w:val="22"/>
+          <w:szCs w:val="22"/>
+        </w:rPr>
+        <w:t>, Microblog Retrieval</w:t>
+      </w:r>
+    </w:p>
+    <w:p>
+      <w:pPr>
+        <w:ind w:left="-540" w:right="-720"/>
+        <w:rPr>
+          <w:sz w:val="22"/>
+          <w:szCs w:val="22"/>
+        </w:rPr>
+      </w:pPr>
+      <w:r>
+        <w:rPr>
+          <w:b/>
+          <w:bCs/>
+          <w:sz w:val="22"/>
+          <w:szCs w:val="22"/>
+        </w:rPr>
+        <w:t>Website</w:t>
+      </w:r>
+      <w:r>
+        <w:rPr>
+          <w:sz w:val="22"/>
+          <w:szCs w:val="22"/>
+        </w:rPr>
+        <w:t xml:space="preserve">: </w:t>
+      </w:r>
+      <w:hyperlink r:id="rId10" w:history="1">
+        <w:r>
+          <w:rPr>
+            <w:rStyle w:val="Hyperlink"/>
+            <w:sz w:val="22"/>
+            <w:szCs w:val="22"/>
+          </w:rPr>
+          <w:t>https://sites.google.com/view/dmlab-whytheylink</w:t>
+        </w:r>
+      </w:hyperlink>
+    </w:p>
+    <w:p>
+      <w:pPr>
+        <w:ind w:left="-540" w:right="-720"/>
+        <w:rPr>
+          <w:rFonts w:hint="eastAsia"/>
+          <w:sz w:val="22"/>
+          <w:szCs w:val="22"/>
+        </w:rPr>
+      </w:pPr>
+      <w:r>
+        <w:rPr>
+          <w:b/>
+          <w:bCs/>
+          <w:sz w:val="22"/>
+          <w:szCs w:val="22"/>
+        </w:rPr>
         <w:t>GitHub</w:t>
       </w:r>
       <w:r>
@@ -2383,7 +2222,408 @@
         </w:rPr>
         <w:t xml:space="preserve">: </w:t>
       </w:r>
-      <w:hyperlink r:id="rId10" w:history="1">
+      <w:hyperlink r:id="rId11" w:history="1">
+        <w:r>
+          <w:rPr>
+            <w:rStyle w:val="Hyperlink"/>
+            <w:sz w:val="22"/>
+            <w:szCs w:val="22"/>
+          </w:rPr>
+          <w:t>https://github.com/lanfangping/intent-taxonomy-for-hyperlinked-posts</w:t>
+        </w:r>
+      </w:hyperlink>
+    </w:p>
+    <w:p>
+      <w:pPr>
+        <w:pStyle w:val="ListParagraph"/>
+        <w:numPr>
+          <w:ilvl w:val="0"/>
+          <w:numId w:val="4"/>
+        </w:numPr>
+        <w:ind w:left="-180" w:right="-720"/>
+        <w:rPr>
+          <w:b/>
+          <w:bCs/>
+        </w:rPr>
+      </w:pPr>
+      <w:r>
+        <w:rPr>
+          <w:b/>
+          <w:bCs/>
+        </w:rPr>
+        <w:t xml:space="preserve">LLM is </w:t>
+      </w:r>
+      <w:r>
+        <w:rPr>
+          <w:b/>
+          <w:bCs/>
+        </w:rPr>
+        <w:t xml:space="preserve">A </w:t>
+      </w:r>
+      <w:r>
+        <w:rPr>
+          <w:rFonts w:hint="eastAsia"/>
+          <w:b/>
+          <w:bCs/>
+        </w:rPr>
+        <w:t>D</w:t>
+      </w:r>
+      <w:r>
+        <w:rPr>
+          <w:b/>
+          <w:bCs/>
+        </w:rPr>
+        <w:t>atabase Tuning Expert</w:t>
+      </w:r>
+      <w:r>
+        <w:rPr>
+          <w:b/>
+          <w:bCs/>
+        </w:rPr>
+        <w:tab/>
+      </w:r>
+      <w:r>
+        <w:rPr>
+          <w:b/>
+          <w:bCs/>
+        </w:rPr>
+        <w:tab/>
+      </w:r>
+      <w:r>
+        <w:rPr>
+          <w:b/>
+          <w:bCs/>
+        </w:rPr>
+        <w:tab/>
+      </w:r>
+      <w:r>
+        <w:rPr>
+          <w:b/>
+          <w:bCs/>
+        </w:rPr>
+        <w:tab/>
+      </w:r>
+      <w:r>
+        <w:rPr>
+          <w:b/>
+          <w:bCs/>
+        </w:rPr>
+        <w:tab/>
+        <w:t xml:space="preserve">           </w:t>
+      </w:r>
+      <w:r>
+        <w:rPr>
+          <w:b/>
+          <w:bCs/>
+        </w:rPr>
+        <w:tab/>
+      </w:r>
+      <w:r>
+        <w:t xml:space="preserve">Sept. 2024 – </w:t>
+      </w:r>
+      <w:r>
+        <w:t>Sept. 2025</w:t>
+      </w:r>
+    </w:p>
+    <w:p>
+      <w:pPr>
+        <w:ind w:left="-540" w:right="-720"/>
+        <w:rPr>
+          <w:sz w:val="22"/>
+          <w:szCs w:val="22"/>
+        </w:rPr>
+      </w:pPr>
+      <w:r>
+        <w:rPr>
+          <w:b/>
+          <w:bCs/>
+          <w:sz w:val="22"/>
+          <w:szCs w:val="22"/>
+        </w:rPr>
+        <w:t>Project description:</w:t>
+      </w:r>
+      <w:r>
+        <w:rPr>
+          <w:sz w:val="22"/>
+          <w:szCs w:val="22"/>
+        </w:rPr>
+        <w:t xml:space="preserve"> </w:t>
+      </w:r>
+      <w:r>
+        <w:rPr>
+          <w:sz w:val="22"/>
+          <w:szCs w:val="22"/>
+        </w:rPr>
+        <w:t xml:space="preserve">Our hypothesis is </w:t>
+      </w:r>
+      <w:r>
+        <w:rPr>
+          <w:sz w:val="22"/>
+          <w:szCs w:val="22"/>
+        </w:rPr>
+        <w:t>that LLMs have good capability to tune database since they studied DB tuning expert’s experience stored in text, e.g., manuals, blogs, forums, and LLMs can be an agent to interact with DB to optimize configurations</w:t>
+      </w:r>
+      <w:r>
+        <w:rPr>
+          <w:sz w:val="22"/>
+          <w:szCs w:val="22"/>
+        </w:rPr>
+        <w:t>. Thus, LLM is a database tuning expert.</w:t>
+      </w:r>
+    </w:p>
+    <w:p>
+      <w:pPr>
+        <w:ind w:left="-540" w:right="-720"/>
+        <w:rPr>
+          <w:sz w:val="22"/>
+          <w:szCs w:val="22"/>
+        </w:rPr>
+      </w:pPr>
+      <w:r>
+        <w:rPr>
+          <w:b/>
+          <w:bCs/>
+          <w:sz w:val="22"/>
+          <w:szCs w:val="22"/>
+        </w:rPr>
+        <w:t>Skills</w:t>
+      </w:r>
+      <w:r>
+        <w:rPr>
+          <w:b/>
+          <w:bCs/>
+          <w:sz w:val="22"/>
+          <w:szCs w:val="22"/>
+        </w:rPr>
+        <w:t>:</w:t>
+      </w:r>
+      <w:r>
+        <w:rPr>
+          <w:sz w:val="22"/>
+          <w:szCs w:val="22"/>
+        </w:rPr>
+        <w:t xml:space="preserve"> Python, GPT-4,</w:t>
+      </w:r>
+      <w:r>
+        <w:rPr>
+          <w:sz w:val="22"/>
+          <w:szCs w:val="22"/>
+        </w:rPr>
+        <w:t xml:space="preserve"> </w:t>
+      </w:r>
+      <w:r>
+        <w:rPr>
+          <w:sz w:val="22"/>
+          <w:szCs w:val="22"/>
+        </w:rPr>
+        <w:t>Agentic Reinforcement Learning (RL)</w:t>
+      </w:r>
+      <w:r>
+        <w:rPr>
+          <w:sz w:val="22"/>
+          <w:szCs w:val="22"/>
+        </w:rPr>
+        <w:t>,</w:t>
+      </w:r>
+      <w:r>
+        <w:rPr>
+          <w:sz w:val="22"/>
+          <w:szCs w:val="22"/>
+        </w:rPr>
+        <w:t xml:space="preserve"> </w:t>
+      </w:r>
+      <w:r>
+        <w:rPr>
+          <w:sz w:val="22"/>
+          <w:szCs w:val="22"/>
+        </w:rPr>
+        <w:t xml:space="preserve">Agentic Tuning, </w:t>
+      </w:r>
+      <w:r>
+        <w:rPr>
+          <w:sz w:val="22"/>
+          <w:szCs w:val="22"/>
+        </w:rPr>
+        <w:t xml:space="preserve">PostgreSQL, MySQL, </w:t>
+      </w:r>
+      <w:proofErr w:type="spellStart"/>
+      <w:r>
+        <w:rPr>
+          <w:sz w:val="22"/>
+          <w:szCs w:val="22"/>
+        </w:rPr>
+        <w:t>Benchbase</w:t>
+      </w:r>
+      <w:proofErr w:type="spellEnd"/>
+    </w:p>
+    <w:p>
+      <w:pPr>
+        <w:pStyle w:val="ListParagraph"/>
+        <w:numPr>
+          <w:ilvl w:val="0"/>
+          <w:numId w:val="4"/>
+        </w:numPr>
+        <w:ind w:left="-180" w:right="-720"/>
+      </w:pPr>
+      <w:r>
+        <w:rPr>
+          <w:b/>
+          <w:bCs/>
+        </w:rPr>
+        <w:t xml:space="preserve">One Document, Many Revisions, Too Many Edit Intention </w:t>
+      </w:r>
+      <w:proofErr w:type="gramStart"/>
+      <w:r>
+        <w:rPr>
+          <w:b/>
+          <w:bCs/>
+        </w:rPr>
+        <w:t>Taxonomies</w:t>
+      </w:r>
+      <w:r>
+        <w:t xml:space="preserve">  </w:t>
+      </w:r>
+      <w:r>
+        <w:tab/>
+      </w:r>
+      <w:proofErr w:type="gramEnd"/>
+      <w:r>
+        <w:t xml:space="preserve">Sept. 2023 – </w:t>
+      </w:r>
+      <w:r>
+        <w:t>now</w:t>
+      </w:r>
+    </w:p>
+    <w:p>
+      <w:pPr>
+        <w:ind w:left="-540" w:right="-720"/>
+        <w:rPr>
+          <w:sz w:val="22"/>
+          <w:szCs w:val="22"/>
+        </w:rPr>
+      </w:pPr>
+      <w:r>
+        <w:rPr>
+          <w:b/>
+          <w:bCs/>
+          <w:sz w:val="22"/>
+          <w:szCs w:val="22"/>
+        </w:rPr>
+        <w:t>Project</w:t>
+      </w:r>
+      <w:r>
+        <w:rPr>
+          <w:rFonts w:hint="eastAsia"/>
+          <w:b/>
+          <w:bCs/>
+          <w:sz w:val="22"/>
+          <w:szCs w:val="22"/>
+        </w:rPr>
+        <w:t xml:space="preserve"> 1 </w:t>
+      </w:r>
+      <w:r>
+        <w:rPr>
+          <w:b/>
+          <w:bCs/>
+          <w:sz w:val="22"/>
+          <w:szCs w:val="22"/>
+        </w:rPr>
+        <w:t>–</w:t>
+      </w:r>
+      <w:r>
+        <w:rPr>
+          <w:rFonts w:hint="eastAsia"/>
+          <w:b/>
+          <w:bCs/>
+          <w:sz w:val="22"/>
+          <w:szCs w:val="22"/>
+        </w:rPr>
+        <w:t xml:space="preserve"> Edit</w:t>
+      </w:r>
+      <w:r>
+        <w:rPr>
+          <w:b/>
+          <w:bCs/>
+          <w:sz w:val="22"/>
+          <w:szCs w:val="22"/>
+        </w:rPr>
+        <w:t xml:space="preserve"> Intention Taxonomies Construction</w:t>
+      </w:r>
+      <w:r>
+        <w:rPr>
+          <w:sz w:val="22"/>
+          <w:szCs w:val="22"/>
+        </w:rPr>
+        <w:t xml:space="preserve">: </w:t>
+      </w:r>
+      <w:r>
+        <w:rPr>
+          <w:sz w:val="22"/>
+          <w:szCs w:val="22"/>
+        </w:rPr>
+        <w:t>We studied existing work to explore the intention behind the edits from the original and revised text. We integrated all proposed edit intention taxonomies into a comprehensive edit intention taxonomy that spans multiple application domains and analytical aspects.</w:t>
+      </w:r>
+    </w:p>
+    <w:p>
+      <w:pPr>
+        <w:ind w:left="-540" w:right="-720"/>
+        <w:rPr>
+          <w:sz w:val="22"/>
+          <w:szCs w:val="22"/>
+        </w:rPr>
+      </w:pPr>
+      <w:r>
+        <w:rPr>
+          <w:b/>
+          <w:bCs/>
+          <w:sz w:val="22"/>
+          <w:szCs w:val="22"/>
+        </w:rPr>
+        <w:t>Website</w:t>
+      </w:r>
+      <w:r>
+        <w:rPr>
+          <w:sz w:val="22"/>
+          <w:szCs w:val="22"/>
+        </w:rPr>
+        <w:t xml:space="preserve">: </w:t>
+      </w:r>
+      <w:hyperlink r:id="rId12" w:history="1">
+        <w:r>
+          <w:rPr>
+            <w:rStyle w:val="Hyperlink"/>
+            <w:sz w:val="22"/>
+            <w:szCs w:val="22"/>
+          </w:rPr>
+          <w:t>https://sites.google.com/view/dmlab-unit</w:t>
+        </w:r>
+      </w:hyperlink>
+    </w:p>
+    <w:p>
+      <w:pPr>
+        <w:ind w:left="-540" w:right="-720"/>
+        <w:rPr>
+          <w:sz w:val="22"/>
+          <w:szCs w:val="22"/>
+        </w:rPr>
+      </w:pPr>
+      <w:r>
+        <w:rPr>
+          <w:b/>
+          <w:bCs/>
+          <w:sz w:val="22"/>
+          <w:szCs w:val="22"/>
+        </w:rPr>
+        <w:t>GitHub</w:t>
+      </w:r>
+      <w:r>
+        <w:rPr>
+          <w:sz w:val="22"/>
+          <w:szCs w:val="22"/>
+        </w:rPr>
+        <w:t xml:space="preserve">: </w:t>
+      </w:r>
+      <w:hyperlink r:id="rId13" w:history="1">
         <w:r>
           <w:rPr>
             <w:rStyle w:val="Hyperlink"/>
@@ -2637,7 +2877,21 @@
           <w:sz w:val="22"/>
           <w:szCs w:val="22"/>
         </w:rPr>
-        <w:t xml:space="preserve">-log) for incomplete information is developed to enable loss-less </w:t>
+        <w:t>-log) for incomplete information is develop</w:t>
+      </w:r>
+      <w:r>
+        <w:rPr>
+          <w:sz w:val="22"/>
+          <w:szCs w:val="22"/>
+        </w:rPr>
+        <w:t>\</w:t>
+      </w:r>
+      <w:r>
+        <w:rPr>
+          <w:sz w:val="22"/>
+          <w:szCs w:val="22"/>
+        </w:rPr>
+        <w:t xml:space="preserve">ed to enable loss-less </w:t>
       </w:r>
       <w:proofErr w:type="gramStart"/>
       <w:r>
@@ -2900,6 +3154,7 @@
           <w:sz w:val="22"/>
           <w:szCs w:val="22"/>
         </w:rPr>
+        <w:lastRenderedPageBreak/>
         <w:t>Demo:</w:t>
       </w:r>
       <w:r>
@@ -2909,7 +3164,7 @@
         </w:rPr>
         <w:t xml:space="preserve"> </w:t>
       </w:r>
-      <w:hyperlink r:id="rId11" w:history="1">
+      <w:hyperlink r:id="rId14" w:history="1">
         <w:r>
           <w:rPr>
             <w:rStyle w:val="Hyperlink"/>
@@ -2926,7 +3181,7 @@
         </w:rPr>
         <w:t xml:space="preserve"> (short version), </w:t>
       </w:r>
-      <w:hyperlink r:id="rId12" w:history="1">
+      <w:hyperlink r:id="rId15" w:history="1">
         <w:r>
           <w:rPr>
             <w:rStyle w:val="Hyperlink"/>
@@ -2961,7 +3216,7 @@
         </w:rPr>
         <w:t xml:space="preserve">Website: </w:t>
       </w:r>
-      <w:hyperlink r:id="rId13" w:history="1">
+      <w:hyperlink r:id="rId16" w:history="1">
         <w:r>
           <w:rPr>
             <w:rStyle w:val="Hyperlink"/>
@@ -3132,7 +3387,6 @@
           <w:sz w:val="22"/>
           <w:szCs w:val="22"/>
         </w:rPr>
-        <w:lastRenderedPageBreak/>
         <w:t>Project demo video:</w:t>
       </w:r>
       <w:r>
@@ -3142,7 +3396,7 @@
         </w:rPr>
         <w:t xml:space="preserve"> </w:t>
       </w:r>
-      <w:hyperlink r:id="rId14" w:history="1">
+      <w:hyperlink r:id="rId17" w:history="1">
         <w:r>
           <w:rPr>
             <w:rStyle w:val="Hyperlink"/>
@@ -3335,7 +3589,7 @@
       </w:r>
     </w:p>
     <w:sectPr>
-      <w:headerReference w:type="default" r:id="rId15"/>
+      <w:headerReference w:type="default" r:id="rId18"/>
       <w:pgSz w:w="12240" w:h="15840"/>
       <w:pgMar w:top="1440" w:right="1440" w:bottom="806" w:left="1440" w:header="720" w:footer="720" w:gutter="0"/>
       <w:cols w:space="720"/>

--- a/docs/resume/Fangping Lan-Industrial.docx
+++ b/docs/resume/Fangping Lan-Industrial.docx
@@ -49,7 +49,6 @@
       <w:pPr>
         <w:ind w:left="-540" w:right="-720"/>
         <w:rPr>
-          <w:rFonts w:hint="eastAsia"/>
           <w:sz w:val="22"/>
           <w:szCs w:val="22"/>
         </w:rPr>
@@ -521,14 +520,7 @@
           <w:sz w:val="22"/>
           <w:szCs w:val="22"/>
         </w:rPr>
-        <w:t>, Qi Zhang and Eduard C. Dragut,</w:t>
-      </w:r>
-      <w:r>
-        <w:rPr>
-          <w:sz w:val="22"/>
-          <w:szCs w:val="22"/>
-        </w:rPr>
-        <w:t xml:space="preserve"> </w:t>
+        <w:t xml:space="preserve">, Qi Zhang and Eduard C. Dragut, </w:t>
       </w:r>
       <w:r>
         <w:rPr>
@@ -537,21 +529,33 @@
         </w:rPr>
         <w:t>“</w:t>
       </w:r>
-      <w:proofErr w:type="spellStart"/>
-      <w:r>
-        <w:rPr>
-          <w:sz w:val="22"/>
-          <w:szCs w:val="22"/>
-        </w:rPr>
-        <w:t>CATune</w:t>
-      </w:r>
-      <w:proofErr w:type="spellEnd"/>
-      <w:r>
-        <w:rPr>
-          <w:sz w:val="22"/>
-          <w:szCs w:val="22"/>
-        </w:rPr>
-        <w:t>: Structural Constraint-Aware Bayesian Optimization for DBMS Configuration Tuning”, (VLDB’26, Under Review)</w:t>
+      <w:r>
+        <w:rPr>
+          <w:sz w:val="22"/>
+          <w:szCs w:val="22"/>
+        </w:rPr>
+        <w:t xml:space="preserve">Demostrating </w:t>
+      </w:r>
+      <w:r>
+        <w:rPr>
+          <w:sz w:val="22"/>
+          <w:szCs w:val="22"/>
+        </w:rPr>
+        <w:t>CATune: Structural Constraint-Aware Bayesian Optimization for DBMS Configuration Tuning”, (VLDB’2</w:t>
+      </w:r>
+      <w:r>
+        <w:rPr>
+          <w:sz w:val="22"/>
+          <w:szCs w:val="22"/>
+        </w:rPr>
+        <w:t>7 Demo Track</w:t>
+      </w:r>
+      <w:r>
+        <w:rPr>
+          <w:sz w:val="22"/>
+          <w:szCs w:val="22"/>
+        </w:rPr>
+        <w:t>, Under Review)</w:t>
       </w:r>
     </w:p>
     <w:p>
@@ -582,21 +586,14 @@
           <w:sz w:val="22"/>
           <w:szCs w:val="22"/>
         </w:rPr>
-        <w:t>, Qi Zhang and Eduard C. Dragut, “</w:t>
-      </w:r>
-      <w:r>
-        <w:rPr>
-          <w:sz w:val="22"/>
-          <w:szCs w:val="22"/>
-        </w:rPr>
-        <w:t>Making Revisions Understandable: A Survey of Edit Intentions, Methods, and Applications</w:t>
-      </w:r>
-      <w:r>
-        <w:rPr>
-          <w:sz w:val="22"/>
-          <w:szCs w:val="22"/>
-        </w:rPr>
-        <w:t>”, (ACL’26, Under Review)</w:t>
+        <w:t xml:space="preserve">, Qi Zhang and Eduard C. Dragut, </w:t>
+      </w:r>
+      <w:r>
+        <w:rPr>
+          <w:sz w:val="22"/>
+          <w:szCs w:val="22"/>
+        </w:rPr>
+        <w:t>“CATune: Structural Constraint-Aware Bayesian Optimization for DBMS Configuration Tuning”, (VLDB’26, Under Review)</w:t>
       </w:r>
     </w:p>
     <w:p>
@@ -615,13 +612,6 @@
       </w:pPr>
       <w:r>
         <w:rPr>
-          <w:sz w:val="22"/>
-          <w:szCs w:val="22"/>
-        </w:rPr>
-        <w:t xml:space="preserve">Q. Zhang, </w:t>
-      </w:r>
-      <w:r>
-        <w:rPr>
           <w:b/>
           <w:bCs/>
           <w:sz w:val="22"/>
@@ -634,126 +624,28 @@
           <w:sz w:val="22"/>
           <w:szCs w:val="22"/>
         </w:rPr>
-        <w:t xml:space="preserve">, </w:t>
-      </w:r>
-      <w:r>
-        <w:rPr>
-          <w:sz w:val="22"/>
-          <w:szCs w:val="22"/>
-        </w:rPr>
-        <w:t>C</w:t>
-      </w:r>
-      <w:r>
-        <w:rPr>
-          <w:sz w:val="22"/>
-          <w:szCs w:val="22"/>
-        </w:rPr>
-        <w:t>.</w:t>
-      </w:r>
-      <w:r>
-        <w:rPr>
-          <w:sz w:val="22"/>
-          <w:szCs w:val="22"/>
-        </w:rPr>
-        <w:t xml:space="preserve"> </w:t>
-      </w:r>
-      <w:r>
-        <w:rPr>
-          <w:sz w:val="22"/>
-          <w:szCs w:val="22"/>
-        </w:rPr>
-        <w:t>Caragea</w:t>
-      </w:r>
-      <w:r>
-        <w:rPr>
-          <w:sz w:val="22"/>
-          <w:szCs w:val="22"/>
-        </w:rPr>
-        <w:t xml:space="preserve">, </w:t>
-      </w:r>
-      <w:r>
-        <w:rPr>
-          <w:sz w:val="22"/>
-          <w:szCs w:val="22"/>
-        </w:rPr>
-        <w:t>L</w:t>
-      </w:r>
-      <w:r>
-        <w:rPr>
-          <w:sz w:val="22"/>
-          <w:szCs w:val="22"/>
-        </w:rPr>
-        <w:t>.</w:t>
-      </w:r>
-      <w:r>
-        <w:rPr>
-          <w:sz w:val="22"/>
-          <w:szCs w:val="22"/>
-        </w:rPr>
-        <w:t xml:space="preserve"> J</w:t>
-      </w:r>
-      <w:r>
-        <w:rPr>
-          <w:sz w:val="22"/>
-          <w:szCs w:val="22"/>
-        </w:rPr>
-        <w:t>.</w:t>
-      </w:r>
-      <w:r>
-        <w:rPr>
-          <w:sz w:val="22"/>
-          <w:szCs w:val="22"/>
-        </w:rPr>
-        <w:t xml:space="preserve"> Latecki</w:t>
-      </w:r>
-      <w:r>
-        <w:rPr>
-          <w:sz w:val="22"/>
-          <w:szCs w:val="22"/>
-        </w:rPr>
-        <w:t xml:space="preserve">, </w:t>
-      </w:r>
-      <w:r>
-        <w:rPr>
-          <w:sz w:val="22"/>
-          <w:szCs w:val="22"/>
-        </w:rPr>
-        <w:t xml:space="preserve">Eduard Dragut </w:t>
-      </w:r>
-      <w:r>
-        <w:rPr>
-          <w:sz w:val="22"/>
-          <w:szCs w:val="22"/>
-        </w:rPr>
-        <w:t>“</w:t>
-      </w:r>
-      <w:r>
-        <w:rPr>
-          <w:sz w:val="22"/>
-          <w:szCs w:val="22"/>
-        </w:rPr>
-        <w:t>Scaling Performance and Low-Resource Annotation with Many-Shot</w:t>
-      </w:r>
-      <w:r>
-        <w:rPr>
-          <w:sz w:val="22"/>
-          <w:szCs w:val="22"/>
-        </w:rPr>
-        <w:t xml:space="preserve"> </w:t>
-      </w:r>
-      <w:r>
-        <w:rPr>
-          <w:sz w:val="22"/>
-          <w:szCs w:val="22"/>
-        </w:rPr>
-        <w:t>In-Context Learning for Named Entity Recognition</w:t>
-      </w:r>
-      <w:r>
-        <w:rPr>
-          <w:sz w:val="22"/>
-          <w:szCs w:val="22"/>
-        </w:rPr>
-        <w:t>”, (ACL’26, Under Review)</w:t>
+        <w:t>, Qi Zhang and Eduard C. Dragut, “</w:t>
+      </w:r>
+      <w:r>
+        <w:rPr>
+          <w:sz w:val="22"/>
+          <w:szCs w:val="22"/>
+        </w:rPr>
+        <w:t>Making Revisions Understandable: A Survey of Edit Intentions, Methods, and Applications</w:t>
+      </w:r>
+      <w:r>
+        <w:rPr>
+          <w:sz w:val="22"/>
+          <w:szCs w:val="22"/>
+        </w:rPr>
+        <w:t>”, ACL’26</w:t>
+      </w:r>
+      <w:r>
+        <w:rPr>
+          <w:sz w:val="22"/>
+          <w:szCs w:val="22"/>
+        </w:rPr>
+        <w:t xml:space="preserve"> Findings</w:t>
       </w:r>
     </w:p>
     <w:p>
@@ -772,6 +664,13 @@
       </w:pPr>
       <w:r>
         <w:rPr>
+          <w:sz w:val="22"/>
+          <w:szCs w:val="22"/>
+        </w:rPr>
+        <w:t xml:space="preserve">Q. Zhang, </w:t>
+      </w:r>
+      <w:r>
+        <w:rPr>
           <w:b/>
           <w:bCs/>
           <w:sz w:val="22"/>
@@ -784,30 +683,21 @@
           <w:sz w:val="22"/>
           <w:szCs w:val="22"/>
         </w:rPr>
-        <w:t xml:space="preserve">, Abdullah </w:t>
-      </w:r>
-      <w:proofErr w:type="spellStart"/>
-      <w:r>
-        <w:rPr>
-          <w:sz w:val="22"/>
-          <w:szCs w:val="22"/>
-        </w:rPr>
-        <w:t>Aljebreen</w:t>
-      </w:r>
-      <w:proofErr w:type="spellEnd"/>
-      <w:r>
-        <w:rPr>
-          <w:sz w:val="22"/>
-          <w:szCs w:val="22"/>
-        </w:rPr>
-        <w:t xml:space="preserve"> and Eduard C. Dragut, “Why They Link: An Intent Taxonomy for Including Hyperlinks in Social Posts”</w:t>
-      </w:r>
-      <w:r>
-        <w:rPr>
-          <w:sz w:val="22"/>
-          <w:szCs w:val="22"/>
-        </w:rPr>
-        <w:t>,</w:t>
+        <w:t xml:space="preserve">, </w:t>
+      </w:r>
+      <w:r>
+        <w:rPr>
+          <w:sz w:val="22"/>
+          <w:szCs w:val="22"/>
+        </w:rPr>
+        <w:t>C</w:t>
+      </w:r>
+      <w:r>
+        <w:rPr>
+          <w:sz w:val="22"/>
+          <w:szCs w:val="22"/>
+        </w:rPr>
+        <w:t>.</w:t>
       </w:r>
       <w:r>
         <w:rPr>
@@ -821,14 +711,105 @@
           <w:sz w:val="22"/>
           <w:szCs w:val="22"/>
         </w:rPr>
-        <w:t>18th ACM Web Science Conference 2026</w:t>
-      </w:r>
-      <w:r>
-        <w:rPr>
-          <w:sz w:val="22"/>
-          <w:szCs w:val="22"/>
-        </w:rPr>
-        <w:t xml:space="preserve"> (WebSci’26)</w:t>
+        <w:t>Caragea</w:t>
+      </w:r>
+      <w:r>
+        <w:rPr>
+          <w:sz w:val="22"/>
+          <w:szCs w:val="22"/>
+        </w:rPr>
+        <w:t xml:space="preserve">, </w:t>
+      </w:r>
+      <w:r>
+        <w:rPr>
+          <w:sz w:val="22"/>
+          <w:szCs w:val="22"/>
+        </w:rPr>
+        <w:t>L</w:t>
+      </w:r>
+      <w:r>
+        <w:rPr>
+          <w:sz w:val="22"/>
+          <w:szCs w:val="22"/>
+        </w:rPr>
+        <w:t>.</w:t>
+      </w:r>
+      <w:r>
+        <w:rPr>
+          <w:sz w:val="22"/>
+          <w:szCs w:val="22"/>
+        </w:rPr>
+        <w:t xml:space="preserve"> J</w:t>
+      </w:r>
+      <w:r>
+        <w:rPr>
+          <w:sz w:val="22"/>
+          <w:szCs w:val="22"/>
+        </w:rPr>
+        <w:t>.</w:t>
+      </w:r>
+      <w:r>
+        <w:rPr>
+          <w:sz w:val="22"/>
+          <w:szCs w:val="22"/>
+        </w:rPr>
+        <w:t xml:space="preserve"> Latecki</w:t>
+      </w:r>
+      <w:r>
+        <w:rPr>
+          <w:sz w:val="22"/>
+          <w:szCs w:val="22"/>
+        </w:rPr>
+        <w:t xml:space="preserve">, </w:t>
+      </w:r>
+      <w:r>
+        <w:rPr>
+          <w:sz w:val="22"/>
+          <w:szCs w:val="22"/>
+        </w:rPr>
+        <w:t xml:space="preserve">Eduard Dragut </w:t>
+      </w:r>
+      <w:r>
+        <w:rPr>
+          <w:sz w:val="22"/>
+          <w:szCs w:val="22"/>
+        </w:rPr>
+        <w:t>“</w:t>
+      </w:r>
+      <w:r>
+        <w:rPr>
+          <w:sz w:val="22"/>
+          <w:szCs w:val="22"/>
+        </w:rPr>
+        <w:t>Scaling Performance and Low-Resource Annotation with Many-Shot</w:t>
+      </w:r>
+      <w:r>
+        <w:rPr>
+          <w:sz w:val="22"/>
+          <w:szCs w:val="22"/>
+        </w:rPr>
+        <w:t xml:space="preserve"> </w:t>
+      </w:r>
+      <w:r>
+        <w:rPr>
+          <w:sz w:val="22"/>
+          <w:szCs w:val="22"/>
+        </w:rPr>
+        <w:t>In-Context Learning for Named Entity Recognition</w:t>
+      </w:r>
+      <w:r>
+        <w:rPr>
+          <w:sz w:val="22"/>
+          <w:szCs w:val="22"/>
+        </w:rPr>
+        <w:t>”, ACL’26</w:t>
+      </w:r>
+      <w:r>
+        <w:rPr>
+          <w:sz w:val="22"/>
+          <w:szCs w:val="22"/>
+        </w:rPr>
+        <w:t xml:space="preserve"> Findings</w:t>
       </w:r>
     </w:p>
     <w:p>
@@ -859,74 +840,35 @@
           <w:sz w:val="22"/>
           <w:szCs w:val="22"/>
         </w:rPr>
-        <w:t xml:space="preserve">, </w:t>
-      </w:r>
-      <w:r>
-        <w:rPr>
-          <w:sz w:val="22"/>
-          <w:szCs w:val="22"/>
-        </w:rPr>
-        <w:t xml:space="preserve">Abdullah </w:t>
-      </w:r>
-      <w:proofErr w:type="spellStart"/>
-      <w:r>
-        <w:rPr>
-          <w:sz w:val="22"/>
-          <w:szCs w:val="22"/>
-        </w:rPr>
-        <w:t>Aljebreen</w:t>
-      </w:r>
-      <w:proofErr w:type="spellEnd"/>
-      <w:r>
-        <w:rPr>
-          <w:sz w:val="22"/>
-          <w:szCs w:val="22"/>
-        </w:rPr>
-        <w:t xml:space="preserve"> and Eduard C. Dragut, “</w:t>
-      </w:r>
-      <w:r>
-        <w:rPr>
-          <w:sz w:val="22"/>
-          <w:szCs w:val="22"/>
-        </w:rPr>
-        <w:t>One Document, Many Revisions, Too Many Edit Intention Taxonomies</w:t>
-      </w:r>
-      <w:r>
-        <w:rPr>
-          <w:sz w:val="22"/>
-          <w:szCs w:val="22"/>
-        </w:rPr>
-        <w:t>”,</w:t>
-      </w:r>
-      <w:r>
+        <w:t>, Abdullah Aljebreen and Eduard C. Dragut, “Why They Link: An Intent Taxonomy for Including Hyperlinks in Social Posts”</w:t>
+      </w:r>
+      <w:r>
+        <w:rPr>
+          <w:sz w:val="22"/>
+          <w:szCs w:val="22"/>
+        </w:rPr>
+        <w:t>,</w:t>
+      </w:r>
+      <w:r>
+        <w:rPr>
+          <w:sz w:val="22"/>
+          <w:szCs w:val="22"/>
+        </w:rPr>
         <w:t xml:space="preserve"> </w:t>
       </w:r>
       <w:r>
         <w:rPr>
-          <w:i/>
-          <w:iCs/>
-          <w:sz w:val="22"/>
-          <w:szCs w:val="22"/>
-        </w:rPr>
-        <w:t>Findings of the Association for Computational Linguistics</w:t>
-      </w:r>
-      <w:r>
-        <w:rPr>
-          <w:i/>
-          <w:iCs/>
-          <w:sz w:val="22"/>
-          <w:szCs w:val="22"/>
-        </w:rPr>
-        <w:t xml:space="preserve"> </w:t>
-      </w:r>
-      <w:r>
-        <w:rPr>
-          <w:i/>
-          <w:iCs/>
-          <w:sz w:val="22"/>
-          <w:szCs w:val="22"/>
-        </w:rPr>
-        <w:t>(ACL’25)</w:t>
+          <w:sz w:val="22"/>
+          <w:szCs w:val="22"/>
+        </w:rPr>
+        <w:t>18th ACM Web Science Conference 2026</w:t>
+      </w:r>
+      <w:r>
+        <w:rPr>
+          <w:sz w:val="22"/>
+          <w:szCs w:val="22"/>
+        </w:rPr>
+        <w:t xml:space="preserve"> (WebSci’26)</w:t>
       </w:r>
     </w:p>
     <w:p>
@@ -945,13 +887,6 @@
       </w:pPr>
       <w:r>
         <w:rPr>
-          <w:sz w:val="22"/>
-          <w:szCs w:val="22"/>
-        </w:rPr>
-        <w:t xml:space="preserve">M. Anwar, </w:t>
-      </w:r>
-      <w:r>
-        <w:rPr>
           <w:b/>
           <w:bCs/>
           <w:sz w:val="22"/>
@@ -964,7 +899,65 @@
           <w:sz w:val="22"/>
           <w:szCs w:val="22"/>
         </w:rPr>
-        <w:t>, A. Wang and M. Caesar, “Indirect Network Troubleshooting with The Chase”, June 29-30, (APnet’23)</w:t>
+        <w:t xml:space="preserve">, </w:t>
+      </w:r>
+      <w:r>
+        <w:rPr>
+          <w:sz w:val="22"/>
+          <w:szCs w:val="22"/>
+        </w:rPr>
+        <w:t>Abdullah Aljebreen</w:t>
+      </w:r>
+      <w:r>
+        <w:rPr>
+          <w:sz w:val="22"/>
+          <w:szCs w:val="22"/>
+        </w:rPr>
+        <w:t xml:space="preserve"> and Eduard C. Dragut, “</w:t>
+      </w:r>
+      <w:r>
+        <w:rPr>
+          <w:sz w:val="22"/>
+          <w:szCs w:val="22"/>
+        </w:rPr>
+        <w:t>One Document, Many Revisions, Too Many Edit Intention Taxonomies</w:t>
+      </w:r>
+      <w:r>
+        <w:rPr>
+          <w:sz w:val="22"/>
+          <w:szCs w:val="22"/>
+        </w:rPr>
+        <w:t>”,</w:t>
+      </w:r>
+      <w:r>
+        <w:t xml:space="preserve"> </w:t>
+      </w:r>
+      <w:r>
+        <w:rPr>
+          <w:i/>
+          <w:iCs/>
+          <w:sz w:val="22"/>
+          <w:szCs w:val="22"/>
+        </w:rPr>
+        <w:t>Findings of the Association for Computational Linguistics</w:t>
+      </w:r>
+      <w:r>
+        <w:rPr>
+          <w:i/>
+          <w:iCs/>
+          <w:sz w:val="22"/>
+          <w:szCs w:val="22"/>
+        </w:rPr>
+        <w:t xml:space="preserve"> </w:t>
+      </w:r>
+      <w:r>
+        <w:rPr>
+          <w:i/>
+          <w:iCs/>
+          <w:sz w:val="22"/>
+          <w:szCs w:val="22"/>
+        </w:rPr>
+        <w:t>(ACL’25)</w:t>
       </w:r>
     </w:p>
     <w:p>
@@ -983,105 +976,26 @@
       </w:pPr>
       <w:r>
         <w:rPr>
-          <w:b/>
-          <w:bCs/>
-          <w:sz w:val="22"/>
-          <w:szCs w:val="22"/>
-        </w:rPr>
-        <w:t>F</w:t>
-      </w:r>
-      <w:r>
-        <w:rPr>
-          <w:b/>
-          <w:bCs/>
-          <w:sz w:val="22"/>
-          <w:szCs w:val="22"/>
-        </w:rPr>
-        <w:t>angping</w:t>
-      </w:r>
-      <w:r>
-        <w:rPr>
-          <w:b/>
-          <w:bCs/>
-          <w:sz w:val="22"/>
-          <w:szCs w:val="22"/>
-        </w:rPr>
-        <w:t xml:space="preserve"> Lan</w:t>
-      </w:r>
-      <w:r>
-        <w:rPr>
-          <w:sz w:val="22"/>
-          <w:szCs w:val="22"/>
-        </w:rPr>
-        <w:t>, S. Biswas, B. Gui, J. Wu and A. Wang, "Design and Implementation of a Strong Representation System f</w:t>
-      </w:r>
-      <w:r>
-        <w:rPr>
-          <w:rFonts w:hint="eastAsia"/>
-          <w:sz w:val="22"/>
-          <w:szCs w:val="22"/>
-        </w:rPr>
-        <w:t xml:space="preserve"> </w:t>
-      </w:r>
-      <w:proofErr w:type="spellStart"/>
-      <w:r>
-        <w:rPr>
-          <w:rFonts w:hint="eastAsia"/>
-          <w:sz w:val="22"/>
-          <w:szCs w:val="22"/>
-        </w:rPr>
-        <w:t>v</w:t>
-      </w:r>
-      <w:r>
-        <w:rPr>
-          <w:sz w:val="22"/>
-          <w:szCs w:val="22"/>
-        </w:rPr>
-        <w:t>or</w:t>
-      </w:r>
-      <w:proofErr w:type="spellEnd"/>
-      <w:r>
-        <w:rPr>
-          <w:sz w:val="22"/>
-          <w:szCs w:val="22"/>
-        </w:rPr>
-        <w:t xml:space="preserve"> Network Policies," </w:t>
-      </w:r>
-      <w:r>
-        <w:rPr>
-          <w:i/>
-          <w:iCs/>
-          <w:sz w:val="22"/>
-          <w:szCs w:val="22"/>
-        </w:rPr>
-        <w:t>2022 International Conference on Computer Communications and Networks (</w:t>
-      </w:r>
-      <w:r>
-        <w:rPr>
-          <w:i/>
-          <w:iCs/>
-          <w:sz w:val="22"/>
-          <w:szCs w:val="22"/>
-        </w:rPr>
-        <w:t>ICCCN</w:t>
-      </w:r>
-      <w:r>
-        <w:rPr>
-          <w:i/>
-          <w:iCs/>
-          <w:sz w:val="22"/>
-          <w:szCs w:val="22"/>
-        </w:rPr>
-        <w:t xml:space="preserve"> 2022</w:t>
-      </w:r>
-      <w:r>
-        <w:rPr>
-          <w:i/>
-          <w:iCs/>
-          <w:sz w:val="22"/>
-          <w:szCs w:val="22"/>
-        </w:rPr>
-        <w:t>)</w:t>
+          <w:sz w:val="22"/>
+          <w:szCs w:val="22"/>
+        </w:rPr>
+        <w:t xml:space="preserve">M. Anwar, </w:t>
+      </w:r>
+      <w:r>
+        <w:rPr>
+          <w:b/>
+          <w:bCs/>
+          <w:sz w:val="22"/>
+          <w:szCs w:val="22"/>
+        </w:rPr>
+        <w:t>Fangping Lan</w:t>
+      </w:r>
+      <w:r>
+        <w:rPr>
+          <w:sz w:val="22"/>
+          <w:szCs w:val="22"/>
+        </w:rPr>
+        <w:t>, A. Wang and M. Caesar, “Indirect Network Troubleshooting with The Chase”, June 29-30, (APnet’23)</w:t>
       </w:r>
     </w:p>
     <w:p>
@@ -1105,58 +1019,47 @@
           <w:sz w:val="22"/>
           <w:szCs w:val="22"/>
         </w:rPr>
-        <w:t>Fangping Lan</w:t>
-      </w:r>
-      <w:r>
-        <w:rPr>
-          <w:sz w:val="22"/>
-          <w:szCs w:val="22"/>
-        </w:rPr>
-        <w:t xml:space="preserve">, Bin Gui, and </w:t>
-      </w:r>
-      <w:proofErr w:type="spellStart"/>
-      <w:r>
-        <w:rPr>
-          <w:sz w:val="22"/>
-          <w:szCs w:val="22"/>
-        </w:rPr>
-        <w:t>Anduo</w:t>
-      </w:r>
-      <w:proofErr w:type="spellEnd"/>
-      <w:r>
-        <w:rPr>
-          <w:sz w:val="22"/>
-          <w:szCs w:val="22"/>
-        </w:rPr>
-        <w:t xml:space="preserve"> Wang. 2021. </w:t>
-      </w:r>
-      <w:r>
-        <w:rPr>
-          <w:sz w:val="22"/>
-          <w:szCs w:val="22"/>
-        </w:rPr>
-        <w:t>“</w:t>
-      </w:r>
-      <w:r>
-        <w:rPr>
-          <w:sz w:val="22"/>
-          <w:szCs w:val="22"/>
-        </w:rPr>
-        <w:t>Fauré: A Partial Approach to Network Analysis</w:t>
-      </w:r>
-      <w:r>
-        <w:rPr>
-          <w:sz w:val="22"/>
-          <w:szCs w:val="22"/>
-        </w:rPr>
-        <w:t>”</w:t>
-      </w:r>
-      <w:r>
-        <w:rPr>
-          <w:sz w:val="22"/>
-          <w:szCs w:val="22"/>
-        </w:rPr>
-        <w:t xml:space="preserve">. </w:t>
+        <w:t>F</w:t>
+      </w:r>
+      <w:r>
+        <w:rPr>
+          <w:b/>
+          <w:bCs/>
+          <w:sz w:val="22"/>
+          <w:szCs w:val="22"/>
+        </w:rPr>
+        <w:t>angping</w:t>
+      </w:r>
+      <w:r>
+        <w:rPr>
+          <w:b/>
+          <w:bCs/>
+          <w:sz w:val="22"/>
+          <w:szCs w:val="22"/>
+        </w:rPr>
+        <w:t xml:space="preserve"> Lan</w:t>
+      </w:r>
+      <w:r>
+        <w:rPr>
+          <w:sz w:val="22"/>
+          <w:szCs w:val="22"/>
+        </w:rPr>
+        <w:t>, S. Biswas, B. Gui, J. Wu and A. Wang, "Design and Implementation of a Strong Representation System f</w:t>
+      </w:r>
+      <w:r>
+        <w:rPr>
+          <w:rFonts w:hint="eastAsia"/>
+          <w:sz w:val="22"/>
+          <w:szCs w:val="22"/>
+        </w:rPr>
+        <w:t xml:space="preserve"> v</w:t>
+      </w:r>
+      <w:r>
+        <w:rPr>
+          <w:sz w:val="22"/>
+          <w:szCs w:val="22"/>
+        </w:rPr>
+        <w:t>or Network Policies," </w:t>
       </w:r>
       <w:r>
         <w:rPr>
@@ -1165,9 +1068,8 @@
           <w:sz w:val="22"/>
           <w:szCs w:val="22"/>
         </w:rPr>
-        <w:t>In Proceedings of the 20th ACM Workshop on Hot Topics in Networks (</w:t>
-      </w:r>
-      <w:proofErr w:type="spellStart"/>
+        <w:t>2022 International Conference on Computer Communications and Networks (</w:t>
+      </w:r>
       <w:r>
         <w:rPr>
           <w:i/>
@@ -1175,9 +1077,8 @@
           <w:sz w:val="22"/>
           <w:szCs w:val="22"/>
         </w:rPr>
-        <w:t>HotNets</w:t>
-      </w:r>
-      <w:proofErr w:type="spellEnd"/>
+        <w:t>ICCCN</w:t>
+      </w:r>
       <w:r>
         <w:rPr>
           <w:i/>
@@ -1185,7 +1086,16 @@
           <w:sz w:val="22"/>
           <w:szCs w:val="22"/>
         </w:rPr>
-        <w:t xml:space="preserve"> '21)</w:t>
+        <w:t xml:space="preserve"> 2022</w:t>
+      </w:r>
+      <w:r>
+        <w:rPr>
+          <w:i/>
+          <w:iCs/>
+          <w:sz w:val="22"/>
+          <w:szCs w:val="22"/>
+        </w:rPr>
+        <w:t>)</w:t>
       </w:r>
     </w:p>
     <w:p>
@@ -1204,13 +1114,6 @@
       </w:pPr>
       <w:r>
         <w:rPr>
-          <w:sz w:val="22"/>
-          <w:szCs w:val="22"/>
-        </w:rPr>
-        <w:t xml:space="preserve">Bin Gui, </w:t>
-      </w:r>
-      <w:r>
-        <w:rPr>
           <w:b/>
           <w:bCs/>
           <w:sz w:val="22"/>
@@ -1223,23 +1126,7 @@
           <w:sz w:val="22"/>
           <w:szCs w:val="22"/>
         </w:rPr>
-        <w:t xml:space="preserve">, and </w:t>
-      </w:r>
-      <w:proofErr w:type="spellStart"/>
-      <w:r>
-        <w:rPr>
-          <w:sz w:val="22"/>
-          <w:szCs w:val="22"/>
-        </w:rPr>
-        <w:t>Anduo</w:t>
-      </w:r>
-      <w:proofErr w:type="spellEnd"/>
-      <w:r>
-        <w:rPr>
-          <w:sz w:val="22"/>
-          <w:szCs w:val="22"/>
-        </w:rPr>
-        <w:t xml:space="preserve"> Wang. 2021. </w:t>
+        <w:t xml:space="preserve">, Bin Gui, and Anduo Wang. 2021. </w:t>
       </w:r>
       <w:r>
         <w:rPr>
@@ -1253,7 +1140,7 @@
           <w:sz w:val="22"/>
           <w:szCs w:val="22"/>
         </w:rPr>
-        <w:t>Sarasate: a strong representation system for networking policies</w:t>
+        <w:t>Fauré: A Partial Approach to Network Analysis</w:t>
       </w:r>
       <w:r>
         <w:rPr>
@@ -1276,7 +1163,7 @@
           <w:sz w:val="22"/>
           <w:szCs w:val="22"/>
         </w:rPr>
-        <w:t>In Proceedings of the SIGCOMM '21 Poster and Demo Sessions (SIGCOMM '21)</w:t>
+        <w:t>In Proceedings of the 20th ACM Workshop on Hot Topics in Networks (HotNets '21)</w:t>
       </w:r>
     </w:p>
     <w:p>
@@ -1314,23 +1201,7 @@
           <w:sz w:val="22"/>
           <w:szCs w:val="22"/>
         </w:rPr>
-        <w:t xml:space="preserve">, and </w:t>
-      </w:r>
-      <w:proofErr w:type="spellStart"/>
-      <w:r>
-        <w:rPr>
-          <w:sz w:val="22"/>
-          <w:szCs w:val="22"/>
-        </w:rPr>
-        <w:t>Anduo</w:t>
-      </w:r>
-      <w:proofErr w:type="spellEnd"/>
-      <w:r>
-        <w:rPr>
-          <w:sz w:val="22"/>
-          <w:szCs w:val="22"/>
-        </w:rPr>
-        <w:t xml:space="preserve"> Wang. 2022. </w:t>
+        <w:t xml:space="preserve">, and Anduo Wang. 2021. </w:t>
       </w:r>
       <w:r>
         <w:rPr>
@@ -1344,7 +1215,7 @@
           <w:sz w:val="22"/>
           <w:szCs w:val="22"/>
         </w:rPr>
-        <w:t>Flexible Routing with Policy Exchange</w:t>
+        <w:t>Sarasate: a strong representation system for networking policies</w:t>
       </w:r>
       <w:r>
         <w:rPr>
@@ -1367,43 +1238,7 @@
           <w:sz w:val="22"/>
           <w:szCs w:val="22"/>
         </w:rPr>
-        <w:t>In Proceedings of the 5th Asia-Pacific Workshop on Networking (</w:t>
-      </w:r>
-      <w:proofErr w:type="spellStart"/>
-      <w:r>
-        <w:rPr>
-          <w:i/>
-          <w:iCs/>
-          <w:sz w:val="22"/>
-          <w:szCs w:val="22"/>
-        </w:rPr>
-        <w:t>APNet</w:t>
-      </w:r>
-      <w:proofErr w:type="spellEnd"/>
-      <w:r>
-        <w:rPr>
-          <w:i/>
-          <w:iCs/>
-          <w:sz w:val="22"/>
-          <w:szCs w:val="22"/>
-        </w:rPr>
-        <w:t xml:space="preserve"> '21</w:t>
-      </w:r>
-      <w:r>
-        <w:rPr>
-          <w:i/>
-          <w:iCs/>
-          <w:sz w:val="22"/>
-          <w:szCs w:val="22"/>
-        </w:rPr>
-        <w:t>)</w:t>
-      </w:r>
-      <w:r>
-        <w:rPr>
-          <w:sz w:val="22"/>
-          <w:szCs w:val="22"/>
-        </w:rPr>
-        <w:t xml:space="preserve"> </w:t>
+        <w:t>In Proceedings of the SIGCOMM '21 Poster and Demo Sessions (SIGCOMM '21)</w:t>
       </w:r>
     </w:p>
     <w:p>
@@ -1425,23 +1260,51 @@
           <w:sz w:val="22"/>
           <w:szCs w:val="22"/>
         </w:rPr>
-        <w:t xml:space="preserve">W. Zhang, J. Wang and </w:t>
-      </w:r>
-      <w:r>
-        <w:rPr>
-          <w:b/>
-          <w:bCs/>
-          <w:sz w:val="22"/>
-          <w:szCs w:val="22"/>
-        </w:rPr>
-        <w:t>F. Lan</w:t>
-      </w:r>
-      <w:r>
-        <w:rPr>
-          <w:sz w:val="22"/>
-          <w:szCs w:val="22"/>
-        </w:rPr>
-        <w:t xml:space="preserve">, “Dynamic Hand Gesture Recognition Based on Short-Term Sampling Neural Networks”, </w:t>
+        <w:t xml:space="preserve">Bin Gui, </w:t>
+      </w:r>
+      <w:r>
+        <w:rPr>
+          <w:b/>
+          <w:bCs/>
+          <w:sz w:val="22"/>
+          <w:szCs w:val="22"/>
+        </w:rPr>
+        <w:t>Fangping Lan</w:t>
+      </w:r>
+      <w:r>
+        <w:rPr>
+          <w:sz w:val="22"/>
+          <w:szCs w:val="22"/>
+        </w:rPr>
+        <w:t xml:space="preserve">, and Anduo Wang. 2022. </w:t>
+      </w:r>
+      <w:r>
+        <w:rPr>
+          <w:sz w:val="22"/>
+          <w:szCs w:val="22"/>
+        </w:rPr>
+        <w:t>“</w:t>
+      </w:r>
+      <w:r>
+        <w:rPr>
+          <w:sz w:val="22"/>
+          <w:szCs w:val="22"/>
+        </w:rPr>
+        <w:t>Flexible Routing with Policy Exchange</w:t>
+      </w:r>
+      <w:r>
+        <w:rPr>
+          <w:sz w:val="22"/>
+          <w:szCs w:val="22"/>
+        </w:rPr>
+        <w:t>”</w:t>
+      </w:r>
+      <w:r>
+        <w:rPr>
+          <w:sz w:val="22"/>
+          <w:szCs w:val="22"/>
+        </w:rPr>
+        <w:t xml:space="preserve">. </w:t>
       </w:r>
       <w:r>
         <w:rPr>
@@ -1450,9 +1313,8 @@
           <w:sz w:val="22"/>
           <w:szCs w:val="22"/>
         </w:rPr>
-        <w:t xml:space="preserve">IEEE/CAA Journal of </w:t>
-      </w:r>
-      <w:proofErr w:type="spellStart"/>
+        <w:t>In Proceedings of the 5th Asia-Pacific Workshop on Networking (APNet '21</w:t>
+      </w:r>
       <w:r>
         <w:rPr>
           <w:i/>
@@ -1460,9 +1322,53 @@
           <w:sz w:val="22"/>
           <w:szCs w:val="22"/>
         </w:rPr>
-        <w:t>Automatica</w:t>
-      </w:r>
-      <w:proofErr w:type="spellEnd"/>
+        <w:t>)</w:t>
+      </w:r>
+      <w:r>
+        <w:rPr>
+          <w:sz w:val="22"/>
+          <w:szCs w:val="22"/>
+        </w:rPr>
+        <w:t xml:space="preserve"> </w:t>
+      </w:r>
+    </w:p>
+    <w:p>
+      <w:pPr>
+        <w:pStyle w:val="ListParagraph"/>
+        <w:numPr>
+          <w:ilvl w:val="0"/>
+          <w:numId w:val="2"/>
+        </w:numPr>
+        <w:ind w:left="-180" w:right="-720"/>
+        <w:jc w:val="both"/>
+        <w:rPr>
+          <w:sz w:val="22"/>
+          <w:szCs w:val="22"/>
+        </w:rPr>
+      </w:pPr>
+      <w:r>
+        <w:rPr>
+          <w:sz w:val="22"/>
+          <w:szCs w:val="22"/>
+        </w:rPr>
+        <w:t xml:space="preserve">W. Zhang, J. Wang and </w:t>
+      </w:r>
+      <w:r>
+        <w:rPr>
+          <w:b/>
+          <w:bCs/>
+          <w:sz w:val="22"/>
+          <w:szCs w:val="22"/>
+        </w:rPr>
+        <w:t>F. Lan</w:t>
+      </w:r>
+      <w:r>
+        <w:rPr>
+          <w:sz w:val="22"/>
+          <w:szCs w:val="22"/>
+        </w:rPr>
+        <w:t xml:space="preserve">, “Dynamic Hand Gesture Recognition Based on Short-Term Sampling Neural Networks”, </w:t>
+      </w:r>
       <w:r>
         <w:rPr>
           <w:i/>
@@ -1470,7 +1376,7 @@
           <w:sz w:val="22"/>
           <w:szCs w:val="22"/>
         </w:rPr>
-        <w:t xml:space="preserve"> Sinica</w:t>
+        <w:t>IEEE/CAA Journal of Automatica Sinica</w:t>
       </w:r>
       <w:r>
         <w:rPr>
@@ -1561,7 +1467,21 @@
           <w:b/>
           <w:bCs/>
         </w:rPr>
-        <w:t>Applied Scientist Intern</w:t>
+        <w:t>Applied Scientist</w:t>
+      </w:r>
+      <w:r>
+        <w:rPr>
+          <w:b/>
+          <w:bCs/>
+        </w:rPr>
+        <w:t xml:space="preserve"> II</w:t>
+      </w:r>
+      <w:r>
+        <w:rPr>
+          <w:b/>
+          <w:bCs/>
+        </w:rPr>
+        <w:tab/>
       </w:r>
       <w:r>
         <w:t xml:space="preserve">                                                                </w:t>
@@ -1575,18 +1495,7 @@
       </w:r>
       <w:r>
         <w:tab/>
-      </w:r>
-      <w:r>
-        <w:t xml:space="preserve">June 2025 – </w:t>
-      </w:r>
-      <w:r>
-        <w:t>Sept</w:t>
-      </w:r>
-      <w:r>
-        <w:t>.</w:t>
-      </w:r>
-      <w:r>
-        <w:t xml:space="preserve"> 2025</w:t>
+        <w:t>Apr. 2026 – now</w:t>
       </w:r>
     </w:p>
     <w:p>
@@ -1611,12 +1520,47 @@
           <w:sz w:val="22"/>
           <w:szCs w:val="22"/>
         </w:rPr>
-        <w:t xml:space="preserve"> Amazon Web Services, Arlington, VA</w:t>
-      </w:r>
-    </w:p>
-    <w:p>
-      <w:pPr>
-        <w:ind w:left="-540" w:right="-720"/>
+        <w:t xml:space="preserve"> Amazon</w:t>
+      </w:r>
+      <w:r>
+        <w:rPr>
+          <w:sz w:val="22"/>
+          <w:szCs w:val="22"/>
+        </w:rPr>
+        <w:t>.com Services LLC</w:t>
+      </w:r>
+      <w:r>
+        <w:rPr>
+          <w:sz w:val="22"/>
+          <w:szCs w:val="22"/>
+        </w:rPr>
+        <w:t xml:space="preserve">, </w:t>
+      </w:r>
+      <w:r>
+        <w:rPr>
+          <w:sz w:val="22"/>
+          <w:szCs w:val="22"/>
+        </w:rPr>
+        <w:t>Amazon JFK27</w:t>
+      </w:r>
+      <w:r>
+        <w:rPr>
+          <w:sz w:val="22"/>
+          <w:szCs w:val="22"/>
+        </w:rPr>
+        <w:t xml:space="preserve">, </w:t>
+      </w:r>
+      <w:r>
+        <w:rPr>
+          <w:sz w:val="22"/>
+          <w:szCs w:val="22"/>
+        </w:rPr>
+        <w:t>NY</w:t>
+      </w:r>
+    </w:p>
+    <w:p>
+      <w:pPr>
+        <w:ind w:left="-540"/>
         <w:rPr>
           <w:sz w:val="22"/>
           <w:szCs w:val="22"/>
@@ -1636,62 +1580,22 @@
           <w:sz w:val="22"/>
           <w:szCs w:val="22"/>
         </w:rPr>
-        <w:t xml:space="preserve"> This internship project addresses critical challenges faced by incident responders investigating potential security incidents. Specifically, it targets three key pain points: manual and repetitive search processes across multiple log sources, inefficient search strategies when confronting complex and novel security patterns, and the overwhelming challenge of analyzing large data volumes during time-sensitive investigations. This project will develop an agentic search system that can (1) automate repetitive search tasks across multiple log sources; (2) process natural language queries from security analysts; (3) provide consistent, evidence-based findings.</w:t>
-      </w:r>
-    </w:p>
-    <w:p>
-      <w:pPr>
-        <w:ind w:left="-540" w:right="-720"/>
-        <w:rPr>
-          <w:sz w:val="22"/>
-          <w:szCs w:val="22"/>
-        </w:rPr>
-      </w:pPr>
-      <w:r>
-        <w:rPr>
-          <w:b/>
-          <w:bCs/>
-          <w:sz w:val="22"/>
-          <w:szCs w:val="22"/>
-        </w:rPr>
-        <w:t>Skills:</w:t>
-      </w:r>
-      <w:r>
-        <w:rPr>
-          <w:sz w:val="22"/>
-          <w:szCs w:val="22"/>
-        </w:rPr>
-        <w:t xml:space="preserve"> LLM, LLM agent, Bedrock API, Strands SDK,</w:t>
-      </w:r>
-      <w:r>
-        <w:rPr>
-          <w:sz w:val="22"/>
-          <w:szCs w:val="22"/>
-        </w:rPr>
-        <w:t xml:space="preserve"> Ollama,</w:t>
-      </w:r>
-      <w:r>
-        <w:rPr>
-          <w:sz w:val="22"/>
-          <w:szCs w:val="22"/>
-        </w:rPr>
         <w:t xml:space="preserve"> </w:t>
       </w:r>
-      <w:proofErr w:type="spellStart"/>
-      <w:r>
-        <w:rPr>
-          <w:sz w:val="22"/>
-          <w:szCs w:val="22"/>
-        </w:rPr>
-        <w:t>DuckDB</w:t>
-      </w:r>
-      <w:proofErr w:type="spellEnd"/>
-      <w:r>
-        <w:rPr>
-          <w:sz w:val="22"/>
-          <w:szCs w:val="22"/>
-        </w:rPr>
-        <w:t>, Python</w:t>
+      <w:r>
+        <w:rPr>
+          <w:sz w:val="22"/>
+          <w:szCs w:val="22"/>
+        </w:rPr>
+        <w:t xml:space="preserve">Percolate Optimization Data Platform and Analytics mission is to provide timely and reliable high quality data as well as scalable infrastructure, and tooling to enable the Percolate team to quickly and consistently iterate on innovative approaches to improve customer experience by showing the right content, at the right time, and in the right place for that customer. Our self-service analytics solutions drive better customer experiences and incremental business value by delivering performance insights and </w:t>
+      </w:r>
+      <w:r>
+        <w:rPr>
+          <w:sz w:val="22"/>
+          <w:szCs w:val="22"/>
+        </w:rPr>
+        <w:lastRenderedPageBreak/>
+        <w:t>transparency to all Percolate tenants, including content providers, experience owners, and Percolate internal teams, enabling them to understand content and customer behavior and value on all Percolate powered surfaces.</w:t>
       </w:r>
     </w:p>
     <w:p>
@@ -1705,7 +1609,150 @@
           <w:u w:val="thick"/>
         </w:rPr>
       </w:pPr>
-      <w:r>
+    </w:p>
+    <w:p>
+      <w:pPr>
+        <w:pStyle w:val="ListParagraph"/>
+        <w:numPr>
+          <w:ilvl w:val="0"/>
+          <w:numId w:val="5"/>
+        </w:numPr>
+        <w:ind w:left="-180" w:right="-720"/>
+      </w:pPr>
+      <w:r>
+        <w:rPr>
+          <w:b/>
+          <w:bCs/>
+        </w:rPr>
+        <w:t>Applied Scientist Intern</w:t>
+      </w:r>
+      <w:r>
+        <w:t xml:space="preserve">                                                                </w:t>
+      </w:r>
+      <w:r>
+        <w:tab/>
+        <w:t xml:space="preserve">          </w:t>
+      </w:r>
+      <w:r>
+        <w:tab/>
+      </w:r>
+      <w:r>
+        <w:tab/>
+      </w:r>
+      <w:r>
+        <w:t xml:space="preserve">June 2025 – </w:t>
+      </w:r>
+      <w:r>
+        <w:t>Sept</w:t>
+      </w:r>
+      <w:r>
+        <w:t>.</w:t>
+      </w:r>
+      <w:r>
+        <w:t xml:space="preserve"> 2025</w:t>
+      </w:r>
+    </w:p>
+    <w:p>
+      <w:pPr>
+        <w:ind w:left="-540" w:right="-720"/>
+        <w:rPr>
+          <w:sz w:val="22"/>
+          <w:szCs w:val="22"/>
+        </w:rPr>
+      </w:pPr>
+      <w:r>
+        <w:rPr>
+          <w:b/>
+          <w:bCs/>
+          <w:sz w:val="22"/>
+          <w:szCs w:val="22"/>
+        </w:rPr>
+        <w:t>Company:</w:t>
+      </w:r>
+      <w:r>
+        <w:rPr>
+          <w:sz w:val="22"/>
+          <w:szCs w:val="22"/>
+        </w:rPr>
+        <w:t xml:space="preserve"> Amazon Web Services, Arlington, VA</w:t>
+      </w:r>
+    </w:p>
+    <w:p>
+      <w:pPr>
+        <w:ind w:left="-540" w:right="-720"/>
+        <w:rPr>
+          <w:sz w:val="22"/>
+          <w:szCs w:val="22"/>
+        </w:rPr>
+      </w:pPr>
+      <w:r>
+        <w:rPr>
+          <w:b/>
+          <w:bCs/>
+          <w:sz w:val="22"/>
+          <w:szCs w:val="22"/>
+        </w:rPr>
+        <w:t>Project Description:</w:t>
+      </w:r>
+      <w:r>
+        <w:rPr>
+          <w:sz w:val="22"/>
+          <w:szCs w:val="22"/>
+        </w:rPr>
+        <w:t xml:space="preserve"> This internship project addresses critical challenges faced by incident responders investigating potential security incidents. Specifically, it targets three key pain points: manual and repetitive search processes across multiple log sources, inefficient search strategies when confronting complex and novel security patterns, and the overwhelming challenge of analyzing large data volumes during time-sensitive investigations. This project will develop an agentic search system that can (1) automate repetitive search tasks across multiple log sources; (2) process natural language queries from security analysts; (3) provide consistent, evidence-based findings.</w:t>
+      </w:r>
+    </w:p>
+    <w:p>
+      <w:pPr>
+        <w:ind w:left="-540" w:right="-720"/>
+        <w:rPr>
+          <w:sz w:val="22"/>
+          <w:szCs w:val="22"/>
+        </w:rPr>
+      </w:pPr>
+      <w:r>
+        <w:rPr>
+          <w:b/>
+          <w:bCs/>
+          <w:sz w:val="22"/>
+          <w:szCs w:val="22"/>
+        </w:rPr>
+        <w:t>Skills:</w:t>
+      </w:r>
+      <w:r>
+        <w:rPr>
+          <w:sz w:val="22"/>
+          <w:szCs w:val="22"/>
+        </w:rPr>
+        <w:t xml:space="preserve"> LLM, LLM agent, Bedrock API, Strands SDK,</w:t>
+      </w:r>
+      <w:r>
+        <w:rPr>
+          <w:sz w:val="22"/>
+          <w:szCs w:val="22"/>
+        </w:rPr>
+        <w:t xml:space="preserve"> Ollama,</w:t>
+      </w:r>
+      <w:r>
+        <w:rPr>
+          <w:sz w:val="22"/>
+          <w:szCs w:val="22"/>
+        </w:rPr>
+        <w:t xml:space="preserve"> DuckDB, Python</w:t>
+      </w:r>
+    </w:p>
+    <w:p>
+      <w:pPr>
+        <w:ind w:left="-540" w:right="-720"/>
+        <w:rPr>
+          <w:sz w:val="22"/>
+          <w:szCs w:val="22"/>
+        </w:rPr>
+      </w:pPr>
+    </w:p>
+    <w:p>
+      <w:pPr>
+        <w:ind w:left="-720" w:right="-720"/>
         <w:rPr>
           <w:b/>
           <w:bCs/>
@@ -1713,7 +1760,15 @@
           <w:szCs w:val="28"/>
           <w:u w:val="thick"/>
         </w:rPr>
-        <w:lastRenderedPageBreak/>
+      </w:pPr>
+      <w:r>
+        <w:rPr>
+          <w:b/>
+          <w:bCs/>
+          <w:sz w:val="28"/>
+          <w:szCs w:val="28"/>
+          <w:u w:val="thick"/>
+        </w:rPr>
         <w:t xml:space="preserve">Project </w:t>
       </w:r>
       <w:r>
@@ -1800,7 +1855,10 @@
         <w:tab/>
       </w:r>
       <w:r>
-        <w:t>Sept. 2025 – now</w:t>
+        <w:t xml:space="preserve">Sept. 2025 – </w:t>
+      </w:r>
+      <w:r>
+        <w:t>Mar. 2026</w:t>
       </w:r>
     </w:p>
     <w:p>
@@ -1871,49 +1929,19 @@
           <w:sz w:val="22"/>
           <w:szCs w:val="22"/>
         </w:rPr>
-        <w:t xml:space="preserve"> Information </w:t>
-      </w:r>
-      <w:proofErr w:type="gramStart"/>
-      <w:r>
-        <w:rPr>
-          <w:sz w:val="22"/>
-          <w:szCs w:val="22"/>
-        </w:rPr>
-        <w:t>Retrieval(</w:t>
-      </w:r>
-      <w:proofErr w:type="gramEnd"/>
-      <w:r>
-        <w:rPr>
-          <w:sz w:val="22"/>
-          <w:szCs w:val="22"/>
-        </w:rPr>
-        <w:t>IR), Bayesian Optimization, Parameters Tuning,</w:t>
-      </w:r>
-      <w:r>
-        <w:rPr>
-          <w:sz w:val="22"/>
-          <w:szCs w:val="22"/>
-        </w:rPr>
-        <w:t xml:space="preserve"> PostgreSQL, </w:t>
-      </w:r>
-      <w:proofErr w:type="spellStart"/>
-      <w:r>
-        <w:rPr>
-          <w:sz w:val="22"/>
-          <w:szCs w:val="22"/>
-        </w:rPr>
-        <w:t>Benchbase</w:t>
-      </w:r>
-      <w:proofErr w:type="spellEnd"/>
+        <w:t xml:space="preserve"> Information Retrieval(IR), Bayesian Optimization, Parameters Tuning,</w:t>
+      </w:r>
+      <w:r>
+        <w:rPr>
+          <w:sz w:val="22"/>
+          <w:szCs w:val="22"/>
+        </w:rPr>
+        <w:t xml:space="preserve"> PostgreSQL, Benchbase</w:t>
+      </w:r>
     </w:p>
     <w:p>
       <w:pPr>
         <w:ind w:left="-540" w:right="-720"/>
-        <w:rPr>
-          <w:rFonts w:hint="eastAsia"/>
-          <w:sz w:val="22"/>
-          <w:szCs w:val="22"/>
-        </w:rPr>
       </w:pPr>
       <w:r>
         <w:rPr>
@@ -1944,6 +1972,57 @@
     </w:p>
     <w:p>
       <w:pPr>
+        <w:ind w:left="-540" w:right="-720"/>
+        <w:rPr>
+          <w:sz w:val="22"/>
+          <w:szCs w:val="22"/>
+        </w:rPr>
+      </w:pPr>
+      <w:r>
+        <w:rPr>
+          <w:b/>
+          <w:bCs/>
+          <w:sz w:val="22"/>
+          <w:szCs w:val="22"/>
+        </w:rPr>
+        <w:t>Demo Video:</w:t>
+      </w:r>
+      <w:r>
+        <w:rPr>
+          <w:sz w:val="22"/>
+          <w:szCs w:val="22"/>
+        </w:rPr>
+        <w:t xml:space="preserve"> </w:t>
+      </w:r>
+      <w:r>
+        <w:rPr>
+          <w:sz w:val="22"/>
+          <w:szCs w:val="22"/>
+        </w:rPr>
+        <w:t>h</w:t>
+      </w:r>
+      <w:hyperlink r:id="rId10" w:history="1">
+        <w:r>
+          <w:rPr>
+            <w:rStyle w:val="Hyperlink"/>
+            <w:sz w:val="22"/>
+            <w:szCs w:val="22"/>
+          </w:rPr>
+          <w:t>ttps://youtu.be/iG0qZ4XV0vQ</w:t>
+        </w:r>
+      </w:hyperlink>
+    </w:p>
+    <w:p>
+      <w:pPr>
+        <w:ind w:left="-540" w:right="-720"/>
+        <w:rPr>
+          <w:sz w:val="22"/>
+          <w:szCs w:val="22"/>
+        </w:rPr>
+      </w:pPr>
+    </w:p>
+    <w:p>
+      <w:pPr>
         <w:pStyle w:val="ListParagraph"/>
         <w:numPr>
           <w:ilvl w:val="0"/>
@@ -1977,7 +2056,10 @@
         <w:tab/>
       </w:r>
       <w:r>
-        <w:t>Sept. 2025 – now</w:t>
+        <w:t xml:space="preserve">Sept. 2025 – </w:t>
+      </w:r>
+      <w:r>
+        <w:t>Mar. 2026</w:t>
       </w:r>
     </w:p>
     <w:p>
@@ -2027,24 +2109,17 @@
           <w:sz w:val="22"/>
           <w:szCs w:val="22"/>
         </w:rPr>
-        <w:t xml:space="preserve"> Fine-tune BERT, LLM, NER, Many-Short In-Context </w:t>
-      </w:r>
-      <w:proofErr w:type="gramStart"/>
-      <w:r>
-        <w:rPr>
-          <w:sz w:val="22"/>
-          <w:szCs w:val="22"/>
-        </w:rPr>
-        <w:t>Learning(</w:t>
-      </w:r>
-      <w:proofErr w:type="gramEnd"/>
-      <w:r>
-        <w:rPr>
-          <w:sz w:val="22"/>
-          <w:szCs w:val="22"/>
-        </w:rPr>
-        <w:t>ICL)</w:t>
-      </w:r>
+        <w:t xml:space="preserve"> Fine-tune BERT, LLM, NER, Many-Short In-Context Learning(ICL)</w:t>
+      </w:r>
+    </w:p>
+    <w:p>
+      <w:pPr>
+        <w:ind w:left="-540" w:right="-720"/>
+        <w:rPr>
+          <w:sz w:val="22"/>
+          <w:szCs w:val="22"/>
+        </w:rPr>
+      </w:pPr>
     </w:p>
     <w:p>
       <w:pPr>
@@ -2186,7 +2261,7 @@
         </w:rPr>
         <w:t xml:space="preserve">: </w:t>
       </w:r>
-      <w:hyperlink r:id="rId10" w:history="1">
+      <w:hyperlink r:id="rId11" w:history="1">
         <w:r>
           <w:rPr>
             <w:rStyle w:val="Hyperlink"/>
@@ -2200,11 +2275,6 @@
     <w:p>
       <w:pPr>
         <w:ind w:left="-540" w:right="-720"/>
-        <w:rPr>
-          <w:rFonts w:hint="eastAsia"/>
-          <w:sz w:val="22"/>
-          <w:szCs w:val="22"/>
-        </w:rPr>
       </w:pPr>
       <w:r>
         <w:rPr>
@@ -2222,7 +2292,7 @@
         </w:rPr>
         <w:t xml:space="preserve">: </w:t>
       </w:r>
-      <w:hyperlink r:id="rId11" w:history="1">
+      <w:hyperlink r:id="rId12" w:history="1">
         <w:r>
           <w:rPr>
             <w:rStyle w:val="Hyperlink"/>
@@ -2235,6 +2305,15 @@
     </w:p>
     <w:p>
       <w:pPr>
+        <w:ind w:left="-540" w:right="-720"/>
+        <w:rPr>
+          <w:sz w:val="22"/>
+          <w:szCs w:val="22"/>
+        </w:rPr>
+      </w:pPr>
+    </w:p>
+    <w:p>
+      <w:pPr>
         <w:pStyle w:val="ListParagraph"/>
         <w:numPr>
           <w:ilvl w:val="0"/>
@@ -2444,17 +2523,17 @@
           <w:sz w:val="22"/>
           <w:szCs w:val="22"/>
         </w:rPr>
-        <w:t xml:space="preserve">PostgreSQL, MySQL, </w:t>
-      </w:r>
-      <w:proofErr w:type="spellStart"/>
-      <w:r>
-        <w:rPr>
-          <w:sz w:val="22"/>
-          <w:szCs w:val="22"/>
-        </w:rPr>
-        <w:t>Benchbase</w:t>
-      </w:r>
-      <w:proofErr w:type="spellEnd"/>
+        <w:t>PostgreSQL, MySQL, Benchbase</w:t>
+      </w:r>
+    </w:p>
+    <w:p>
+      <w:pPr>
+        <w:ind w:left="-540" w:right="-720"/>
+        <w:rPr>
+          <w:sz w:val="22"/>
+          <w:szCs w:val="22"/>
+        </w:rPr>
+      </w:pPr>
     </w:p>
     <w:p>
       <w:pPr>
@@ -2470,15 +2549,7 @@
           <w:b/>
           <w:bCs/>
         </w:rPr>
-        <w:t xml:space="preserve">One Document, Many Revisions, Too Many Edit Intention </w:t>
-      </w:r>
-      <w:proofErr w:type="gramStart"/>
-      <w:r>
-        <w:rPr>
-          <w:b/>
-          <w:bCs/>
-        </w:rPr>
-        <w:t>Taxonomies</w:t>
+        <w:t>One Document, Many Revisions, Too Many Edit Intention Taxonomies</w:t>
       </w:r>
       <w:r>
         <w:t xml:space="preserve">  </w:t>
@@ -2486,12 +2557,11 @@
       <w:r>
         <w:tab/>
       </w:r>
-      <w:proofErr w:type="gramEnd"/>
       <w:r>
         <w:t xml:space="preserve">Sept. 2023 – </w:t>
       </w:r>
       <w:r>
-        <w:t>now</w:t>
+        <w:t>Jan. 2026</w:t>
       </w:r>
     </w:p>
     <w:p>
@@ -2509,6 +2579,7 @@
           <w:sz w:val="22"/>
           <w:szCs w:val="22"/>
         </w:rPr>
+        <w:lastRenderedPageBreak/>
         <w:t>Project</w:t>
       </w:r>
       <w:r>
@@ -2588,7 +2659,7 @@
         </w:rPr>
         <w:t xml:space="preserve">: </w:t>
       </w:r>
-      <w:hyperlink r:id="rId12" w:history="1">
+      <w:hyperlink r:id="rId13" w:history="1">
         <w:r>
           <w:rPr>
             <w:rStyle w:val="Hyperlink"/>
@@ -2623,7 +2694,7 @@
         </w:rPr>
         <w:t xml:space="preserve">: </w:t>
       </w:r>
-      <w:hyperlink r:id="rId13" w:history="1">
+      <w:hyperlink r:id="rId14" w:history="1">
         <w:r>
           <w:rPr>
             <w:rStyle w:val="Hyperlink"/>
@@ -2668,6 +2739,15 @@
     </w:p>
     <w:p>
       <w:pPr>
+        <w:ind w:left="-540" w:right="-720"/>
+        <w:rPr>
+          <w:sz w:val="22"/>
+          <w:szCs w:val="22"/>
+        </w:rPr>
+      </w:pPr>
+    </w:p>
+    <w:p>
+      <w:pPr>
         <w:pStyle w:val="ListParagraph"/>
         <w:numPr>
           <w:ilvl w:val="0"/>
@@ -2762,6 +2842,15 @@
     </w:p>
     <w:p>
       <w:pPr>
+        <w:ind w:left="-540" w:right="-720"/>
+        <w:rPr>
+          <w:sz w:val="22"/>
+          <w:szCs w:val="22"/>
+        </w:rPr>
+      </w:pPr>
+    </w:p>
+    <w:p>
+      <w:pPr>
         <w:pStyle w:val="ListParagraph"/>
         <w:numPr>
           <w:ilvl w:val="0"/>
@@ -2845,39 +2934,7 @@
           <w:sz w:val="22"/>
           <w:szCs w:val="22"/>
         </w:rPr>
-        <w:t xml:space="preserve">Fauré, a preliminary design in which a </w:t>
-      </w:r>
-      <w:proofErr w:type="spellStart"/>
-      <w:r>
-        <w:rPr>
-          <w:sz w:val="22"/>
-          <w:szCs w:val="22"/>
-        </w:rPr>
-        <w:t>datalog</w:t>
-      </w:r>
-      <w:proofErr w:type="spellEnd"/>
-      <w:r>
-        <w:rPr>
-          <w:sz w:val="22"/>
-          <w:szCs w:val="22"/>
-        </w:rPr>
-        <w:t xml:space="preserve"> extension (called </w:t>
-      </w:r>
-      <w:proofErr w:type="spellStart"/>
-      <w:r>
-        <w:rPr>
-          <w:sz w:val="22"/>
-          <w:szCs w:val="22"/>
-        </w:rPr>
-        <w:t>fauré</w:t>
-      </w:r>
-      <w:proofErr w:type="spellEnd"/>
-      <w:r>
-        <w:rPr>
-          <w:sz w:val="22"/>
-          <w:szCs w:val="22"/>
-        </w:rPr>
-        <w:t>-log) for incomplete information is develop</w:t>
+        <w:t>Fauré, a preliminary design in which a datalog extension (called fauré-log) for incomplete information is develop</w:t>
       </w:r>
       <w:r>
         <w:rPr>
@@ -2891,39 +2948,7 @@
           <w:sz w:val="22"/>
           <w:szCs w:val="22"/>
         </w:rPr>
-        <w:t xml:space="preserve">ed to enable loss-less </w:t>
-      </w:r>
-      <w:proofErr w:type="gramStart"/>
-      <w:r>
-        <w:rPr>
-          <w:sz w:val="22"/>
-          <w:szCs w:val="22"/>
-        </w:rPr>
-        <w:t>modeling, and</w:t>
-      </w:r>
-      <w:proofErr w:type="gramEnd"/>
-      <w:r>
-        <w:rPr>
-          <w:sz w:val="22"/>
-          <w:szCs w:val="22"/>
-        </w:rPr>
-        <w:t xml:space="preserve"> combined with static analysis of pure </w:t>
-      </w:r>
-      <w:proofErr w:type="spellStart"/>
-      <w:r>
-        <w:rPr>
-          <w:sz w:val="22"/>
-          <w:szCs w:val="22"/>
-        </w:rPr>
-        <w:t>datalog</w:t>
-      </w:r>
-      <w:proofErr w:type="spellEnd"/>
-      <w:r>
-        <w:rPr>
-          <w:sz w:val="22"/>
-          <w:szCs w:val="22"/>
-        </w:rPr>
-        <w:t xml:space="preserve"> to implement example relative-complete verifiers.</w:t>
+        <w:t>ed to enable loss-less modeling, and combined with static analysis of pure datalog to implement example relative-complete verifiers.</w:t>
       </w:r>
     </w:p>
     <w:p>
@@ -2964,24 +2989,17 @@
           <w:sz w:val="22"/>
           <w:szCs w:val="22"/>
         </w:rPr>
-        <w:t xml:space="preserve">, </w:t>
-      </w:r>
-      <w:proofErr w:type="spellStart"/>
-      <w:r>
-        <w:rPr>
-          <w:sz w:val="22"/>
-          <w:szCs w:val="22"/>
-        </w:rPr>
-        <w:t>fauré</w:t>
-      </w:r>
-      <w:proofErr w:type="spellEnd"/>
-      <w:r>
-        <w:rPr>
-          <w:sz w:val="22"/>
-          <w:szCs w:val="22"/>
-        </w:rPr>
-        <w:t>-log</w:t>
-      </w:r>
+        <w:t>, fauré-log</w:t>
+      </w:r>
+    </w:p>
+    <w:p>
+      <w:pPr>
+        <w:ind w:left="-540" w:right="-720"/>
+        <w:rPr>
+          <w:sz w:val="22"/>
+          <w:szCs w:val="22"/>
+        </w:rPr>
+      </w:pPr>
     </w:p>
     <w:p>
       <w:pPr>
@@ -3063,39 +3081,7 @@
           <w:sz w:val="22"/>
           <w:szCs w:val="22"/>
         </w:rPr>
-        <w:t xml:space="preserve">we adopt conditional tables and the usual SQL interface (a relational structured developed for incomplete database) </w:t>
-      </w:r>
-      <w:proofErr w:type="gramStart"/>
-      <w:r>
-        <w:rPr>
-          <w:sz w:val="22"/>
-          <w:szCs w:val="22"/>
-        </w:rPr>
-        <w:t>as a means to</w:t>
-      </w:r>
-      <w:proofErr w:type="gramEnd"/>
-      <w:r>
-        <w:rPr>
-          <w:sz w:val="22"/>
-          <w:szCs w:val="22"/>
-        </w:rPr>
-        <w:t xml:space="preserve"> represent and query sets of network states in </w:t>
-      </w:r>
-      <w:proofErr w:type="gramStart"/>
-      <w:r>
-        <w:rPr>
-          <w:sz w:val="22"/>
-          <w:szCs w:val="22"/>
-        </w:rPr>
-        <w:t>exactly the same</w:t>
-      </w:r>
-      <w:proofErr w:type="gramEnd"/>
-      <w:r>
-        <w:rPr>
-          <w:sz w:val="22"/>
-          <w:szCs w:val="22"/>
-        </w:rPr>
-        <w:t xml:space="preserve"> way as a single definite network snapshot.</w:t>
+        <w:t>we adopt conditional tables and the usual SQL interface (a relational structured developed for incomplete database) as a means to represent and query sets of network states in exactly the same way as a single definite network snapshot.</w:t>
       </w:r>
     </w:p>
     <w:p>
@@ -3154,7 +3140,6 @@
           <w:sz w:val="22"/>
           <w:szCs w:val="22"/>
         </w:rPr>
-        <w:lastRenderedPageBreak/>
         <w:t>Demo:</w:t>
       </w:r>
       <w:r>
@@ -3164,7 +3149,7 @@
         </w:rPr>
         <w:t xml:space="preserve"> </w:t>
       </w:r>
-      <w:hyperlink r:id="rId14" w:history="1">
+      <w:hyperlink r:id="rId15" w:history="1">
         <w:r>
           <w:rPr>
             <w:rStyle w:val="Hyperlink"/>
@@ -3181,7 +3166,7 @@
         </w:rPr>
         <w:t xml:space="preserve"> (short version), </w:t>
       </w:r>
-      <w:hyperlink r:id="rId15" w:history="1">
+      <w:hyperlink r:id="rId16" w:history="1">
         <w:r>
           <w:rPr>
             <w:rStyle w:val="Hyperlink"/>
@@ -3202,10 +3187,6 @@
     <w:p>
       <w:pPr>
         <w:ind w:left="-540" w:right="-720"/>
-        <w:rPr>
-          <w:sz w:val="22"/>
-          <w:szCs w:val="22"/>
-        </w:rPr>
       </w:pPr>
       <w:r>
         <w:rPr>
@@ -3216,7 +3197,7 @@
         </w:rPr>
         <w:t xml:space="preserve">Website: </w:t>
       </w:r>
-      <w:hyperlink r:id="rId16" w:history="1">
+      <w:hyperlink r:id="rId17" w:history="1">
         <w:r>
           <w:rPr>
             <w:rStyle w:val="Hyperlink"/>
@@ -3229,6 +3210,15 @@
     </w:p>
     <w:p>
       <w:pPr>
+        <w:ind w:left="-540" w:right="-720"/>
+        <w:rPr>
+          <w:sz w:val="22"/>
+          <w:szCs w:val="22"/>
+        </w:rPr>
+      </w:pPr>
+    </w:p>
+    <w:p>
+      <w:pPr>
         <w:pStyle w:val="ListParagraph"/>
         <w:numPr>
           <w:ilvl w:val="0"/>
@@ -3337,23 +3327,7 @@
           <w:sz w:val="22"/>
           <w:szCs w:val="22"/>
         </w:rPr>
-        <w:t xml:space="preserve">Python, </w:t>
-      </w:r>
-      <w:proofErr w:type="spellStart"/>
-      <w:r>
-        <w:rPr>
-          <w:sz w:val="22"/>
-          <w:szCs w:val="22"/>
-        </w:rPr>
-        <w:t>PyTorch</w:t>
-      </w:r>
-      <w:proofErr w:type="spellEnd"/>
-      <w:r>
-        <w:rPr>
-          <w:sz w:val="22"/>
-          <w:szCs w:val="22"/>
-        </w:rPr>
-        <w:t>, OpenCV, PIL, CUDA, 3D Convolutional Neural Network, Flask, HTML/CSS,</w:t>
+        <w:t>Python, PyTorch, OpenCV, PIL, CUDA, 3D Convolutional Neural Network, Flask, HTML/CSS,</w:t>
       </w:r>
     </w:p>
     <w:p>
@@ -3375,10 +3349,6 @@
     <w:p>
       <w:pPr>
         <w:ind w:left="-540" w:right="-720"/>
-        <w:rPr>
-          <w:sz w:val="22"/>
-          <w:szCs w:val="22"/>
-        </w:rPr>
       </w:pPr>
       <w:r>
         <w:rPr>
@@ -3396,7 +3366,7 @@
         </w:rPr>
         <w:t xml:space="preserve"> </w:t>
       </w:r>
-      <w:hyperlink r:id="rId17" w:history="1">
+      <w:hyperlink r:id="rId18" w:history="1">
         <w:r>
           <w:rPr>
             <w:rStyle w:val="Hyperlink"/>
@@ -3409,6 +3379,15 @@
     </w:p>
     <w:p>
       <w:pPr>
+        <w:ind w:left="-540" w:right="-720"/>
+        <w:rPr>
+          <w:sz w:val="22"/>
+          <w:szCs w:val="22"/>
+        </w:rPr>
+      </w:pPr>
+    </w:p>
+    <w:p>
+      <w:pPr>
         <w:pStyle w:val="ListParagraph"/>
         <w:numPr>
           <w:ilvl w:val="0"/>
@@ -3589,7 +3568,7 @@
       </w:r>
     </w:p>
     <w:sectPr>
-      <w:headerReference w:type="default" r:id="rId18"/>
+      <w:headerReference w:type="default" r:id="rId19"/>
       <w:pgSz w:w="12240" w:h="15840"/>
       <w:pgMar w:top="1440" w:right="1440" w:bottom="806" w:left="1440" w:header="720" w:footer="720" w:gutter="0"/>
       <w:cols w:space="720"/>
